--- a/00-首页/题组Word/专项卷/省预赛专项卷I-学生版.docx
+++ b/00-首页/题组Word/专项卷/省预赛专项卷I-学生版.docx
@@ -17276,7 +17276,7 @@
     <ns0:name ns0:val="Verbatim Char"/>
     <ns0:basedOn ns0:val="BodyTextChar"/>
     <ns0:rPr>
-      <ns0:rFonts ns0:ascii="Times New Roman" ns0:cs="Times New Roman" ns0:eastAsia="FangSong" ns0:hAnsi="Times New Roman"/>
+      <ns0:rFonts ns0:ascii="SimSun" ns0:cs="SimSun" ns0:eastAsia="SimSun" ns0:hAnsi="SimSun"/>
       <ns0:b ns0:val="0"/>
       <ns0:sz ns0:val="20"/>
     </ns0:rPr>
@@ -17330,7 +17330,7 @@
       <w:wordWrap w:val="off"/>
     </w:pPr>
     <ns0:rPr>
-      <w:rFonts ns0:ascii="Times New Roman" ns0:hAnsi="Times New Roman" ns0:eastAsia="FangSong" ns0:cs="Times New Roman"/>
+      <w:rFonts ns0:ascii="SimSun" ns0:hAnsi="SimSun" ns0:eastAsia="SimSun" ns0:cs="SimSun"/>
     </ns0:rPr>
   </w:style>
   <w:style w:type="character" w:customStyle="1" w:styleId="KeywordTok">

--- a/00-首页/题组Word/专项卷/省预赛专项卷I-学生版.docx
+++ b/00-首页/题组Word/专项卷/省预赛专项卷I-学生版.docx
@@ -202,6 +202,8 @@
     <w:p>
       <w:pPr>
         <w:pStyle w:val="BodyText"/>
+        <w:ind w:left="480" w:hanging="480"/>
+        <w:spacing w:after="0"/>
       </w:pPr>
       <w:r>
         <w:rPr>
@@ -293,7 +295,20 @@
         <w:rPr>
           <w:rFonts w:ascii="Times New Roman" w:hAnsi="Times New Roman" w:eastAsia="Times New Roman" w:cs="Times New Roman"/>
         </w:rPr>
-        <w:t xml:space="preserve">- A. 3200 </w:t>
+        <w:t xml:space="preserve">- </w:t>
+      </w:r>
+    </w:p>
+    <w:p>
+      <w:pPr>
+        <w:pStyle w:val="BodyText"/>
+        <w:ind w:left="480" w:hanging="480"/>
+        <w:spacing w:before="0" w:after="0"/>
+      </w:pPr>
+      <w:r>
+        <w:rPr>
+          <w:rFonts w:ascii="Times New Roman" w:hAnsi="Times New Roman" w:eastAsia="Times New Roman" w:cs="Times New Roman"/>
+        </w:rPr>
+        <w:t xml:space="preserve">A. 3200 </w:t>
       </w:r>
       <w:r>
         <w:rPr>
@@ -305,7 +320,20 @@
         <w:rPr>
           <w:rFonts w:ascii="Times New Roman" w:hAnsi="Times New Roman" w:eastAsia="Times New Roman" w:cs="Times New Roman"/>
         </w:rPr>
-        <w:t xml:space="preserve">　　B. 1600 </w:t>
+        <w:t xml:space="preserve">　　</w:t>
+      </w:r>
+    </w:p>
+    <w:p>
+      <w:pPr>
+        <w:pStyle w:val="BodyText"/>
+        <w:ind w:left="480" w:hanging="480"/>
+        <w:spacing w:before="0" w:after="0"/>
+      </w:pPr>
+      <w:r>
+        <w:rPr>
+          <w:rFonts w:ascii="Times New Roman" w:hAnsi="Times New Roman" w:eastAsia="Times New Roman" w:cs="Times New Roman"/>
+        </w:rPr>
+        <w:t xml:space="preserve">B. 1600 </w:t>
       </w:r>
       <w:r>
         <w:rPr>
@@ -317,7 +345,20 @@
         <w:rPr>
           <w:rFonts w:ascii="Times New Roman" w:hAnsi="Times New Roman" w:eastAsia="Times New Roman" w:cs="Times New Roman"/>
         </w:rPr>
-        <w:t xml:space="preserve">　　C. 800 </w:t>
+        <w:t xml:space="preserve">　　</w:t>
+      </w:r>
+    </w:p>
+    <w:p>
+      <w:pPr>
+        <w:pStyle w:val="BodyText"/>
+        <w:ind w:left="480" w:hanging="480"/>
+        <w:spacing w:before="0" w:after="0"/>
+      </w:pPr>
+      <w:r>
+        <w:rPr>
+          <w:rFonts w:ascii="Times New Roman" w:hAnsi="Times New Roman" w:eastAsia="Times New Roman" w:cs="Times New Roman"/>
+        </w:rPr>
+        <w:t xml:space="preserve">C. 800 </w:t>
       </w:r>
       <w:r>
         <w:rPr>
@@ -329,7 +370,20 @@
         <w:rPr>
           <w:rFonts w:ascii="Times New Roman" w:hAnsi="Times New Roman" w:eastAsia="Times New Roman" w:cs="Times New Roman"/>
         </w:rPr>
-        <w:t xml:space="preserve">　　D. 400 </w:t>
+        <w:t xml:space="preserve">　　</w:t>
+      </w:r>
+    </w:p>
+    <w:p>
+      <w:pPr>
+        <w:pStyle w:val="BodyText"/>
+        <w:ind w:left="480" w:hanging="480"/>
+        <w:spacing w:before="0" w:after="180"/>
+      </w:pPr>
+      <w:r>
+        <w:rPr>
+          <w:rFonts w:ascii="Times New Roman" w:hAnsi="Times New Roman" w:eastAsia="Times New Roman" w:cs="Times New Roman"/>
+        </w:rPr>
+        <w:t xml:space="preserve">D. 400 </w:t>
       </w:r>
       <w:r>
         <w:rPr>
@@ -337,6 +391,16 @@
         </w:rPr>
         <w:t xml:space="preserve">年</w:t>
       </w:r>
+    </w:p>
+    <w:p>
+      <w:pPr>
+        <w:spacing w:before="0" w:after="0"/>
+      </w:pPr>
+    </w:p>
+    <w:p>
+      <w:pPr>
+        <w:spacing w:before="0" w:after="0"/>
+      </w:pPr>
     </w:p>
     <w:bookmarkEnd w:id="10"/>
     <w:bookmarkStart w:id="11" w:name="第-2-题"/>
@@ -481,6 +545,8 @@
     <w:p>
       <w:pPr>
         <w:pStyle w:val="BodyText"/>
+        <w:ind w:left="480" w:hanging="480"/>
+        <w:spacing w:after="0"/>
       </w:pPr>
       <w:r>
         <w:rPr>
@@ -510,7 +576,20 @@
         <w:rPr>
           <w:rFonts w:ascii="Times New Roman" w:hAnsi="Times New Roman" w:eastAsia="Times New Roman" w:cs="Times New Roman"/>
         </w:rPr>
-        <w:t>- A. CaC</w:t>
+        <w:t>- </w:t>
+      </w:r>
+    </w:p>
+    <w:p>
+      <w:pPr>
+        <w:pStyle w:val="BodyText"/>
+        <w:ind w:left="480" w:hanging="480"/>
+        <w:spacing w:before="0" w:after="0"/>
+      </w:pPr>
+      <w:r>
+        <w:rPr>
+          <w:rFonts w:ascii="Times New Roman" w:hAnsi="Times New Roman" w:eastAsia="Times New Roman" w:cs="Times New Roman"/>
+        </w:rPr>
+        <w:t>A. CaC</w:t>
       </w:r>
       <w:r>
         <w:rPr>
@@ -581,7 +660,20 @@
         <w:rPr>
           <w:rFonts w:ascii="Times New Roman" w:hAnsi="Times New Roman" w:eastAsia="Times New Roman" w:cs="Times New Roman"/>
         </w:rPr>
-        <w:t>- B. SiCl</w:t>
+        <w:t>- </w:t>
+      </w:r>
+    </w:p>
+    <w:p>
+      <w:pPr>
+        <w:pStyle w:val="BodyText"/>
+        <w:ind w:left="480" w:hanging="480"/>
+        <w:spacing w:before="0" w:after="0"/>
+      </w:pPr>
+      <w:r>
+        <w:rPr>
+          <w:rFonts w:ascii="Times New Roman" w:hAnsi="Times New Roman" w:eastAsia="Times New Roman" w:cs="Times New Roman"/>
+        </w:rPr>
+        <w:t>B. SiCl</w:t>
       </w:r>
       <w:r>
         <w:rPr>
@@ -658,7 +750,20 @@
         <w:rPr>
           <w:rFonts w:ascii="Times New Roman" w:hAnsi="Times New Roman" w:eastAsia="Times New Roman" w:cs="Times New Roman"/>
         </w:rPr>
-        <w:t>- C. NaH + H</w:t>
+        <w:t>- </w:t>
+      </w:r>
+    </w:p>
+    <w:p>
+      <w:pPr>
+        <w:pStyle w:val="BodyText"/>
+        <w:ind w:left="480" w:hanging="480"/>
+        <w:spacing w:before="0" w:after="0"/>
+      </w:pPr>
+      <w:r>
+        <w:rPr>
+          <w:rFonts w:ascii="Times New Roman" w:hAnsi="Times New Roman" w:eastAsia="Times New Roman" w:cs="Times New Roman"/>
+        </w:rPr>
+        <w:t>C. NaH + H</w:t>
       </w:r>
       <w:r>
         <w:rPr>
@@ -690,7 +795,20 @@
         <w:rPr>
           <w:rFonts w:ascii="Times New Roman" w:hAnsi="Times New Roman" w:eastAsia="Times New Roman" w:cs="Times New Roman"/>
         </w:rPr>
-        <w:t>- D. PCl</w:t>
+        <w:t>- </w:t>
+      </w:r>
+    </w:p>
+    <w:p>
+      <w:pPr>
+        <w:pStyle w:val="BodyText"/>
+        <w:ind w:left="480" w:hanging="480"/>
+        <w:spacing w:before="0" w:after="180"/>
+      </w:pPr>
+      <w:r>
+        <w:rPr>
+          <w:rFonts w:ascii="Times New Roman" w:hAnsi="Times New Roman" w:eastAsia="Times New Roman" w:cs="Times New Roman"/>
+        </w:rPr>
+        <w:t>D. PCl</w:t>
       </w:r>
       <w:r>
         <w:rPr>
@@ -770,6 +888,16 @@
         </w:rPr>
         <w:t xml:space="preserve"> + 3 HCl</w:t>
       </w:r>
+    </w:p>
+    <w:p>
+      <w:pPr>
+        <w:spacing w:before="0" w:after="0"/>
+      </w:pPr>
+    </w:p>
+    <w:p>
+      <w:pPr>
+        <w:spacing w:before="0" w:after="0"/>
+      </w:pPr>
     </w:p>
     <w:bookmarkEnd w:id="11"/>
     <w:bookmarkStart w:id="12" w:name="第-3-题"/>
@@ -914,6 +1042,8 @@
     <w:p>
       <w:pPr>
         <w:pStyle w:val="BodyText"/>
+        <w:ind w:left="480" w:hanging="480"/>
+        <w:spacing w:after="0"/>
       </w:pPr>
       <w:r>
         <w:rPr>
@@ -1047,7 +1177,20 @@
         <w:rPr>
           <w:rFonts w:ascii="Times New Roman" w:hAnsi="Times New Roman" w:eastAsia="Times New Roman" w:cs="Times New Roman"/>
         </w:rPr>
-        <w:t xml:space="preserve">- A. ΔH </w:t>
+        <w:t xml:space="preserve">- </w:t>
+      </w:r>
+    </w:p>
+    <w:p>
+      <w:pPr>
+        <w:pStyle w:val="BodyText"/>
+        <w:ind w:left="480" w:hanging="480"/>
+        <w:spacing w:before="0" w:after="0"/>
+      </w:pPr>
+      <w:r>
+        <w:rPr>
+          <w:rFonts w:ascii="Times New Roman" w:hAnsi="Times New Roman" w:eastAsia="Times New Roman" w:cs="Times New Roman"/>
+        </w:rPr>
+        <w:t xml:space="preserve">A. ΔH </w:t>
       </w:r>
       <w:r>
         <w:rPr>
@@ -1077,7 +1220,20 @@
         <w:rPr>
           <w:rFonts w:ascii="Times New Roman" w:hAnsi="Times New Roman" w:eastAsia="Times New Roman" w:cs="Times New Roman"/>
         </w:rPr>
-        <w:t xml:space="preserve">- B. </w:t>
+        <w:t xml:space="preserve">- </w:t>
+      </w:r>
+    </w:p>
+    <w:p>
+      <w:pPr>
+        <w:pStyle w:val="BodyText"/>
+        <w:ind w:left="480" w:hanging="480"/>
+        <w:spacing w:before="0" w:after="0"/>
+      </w:pPr>
+      <w:r>
+        <w:rPr>
+          <w:rFonts w:ascii="Times New Roman" w:hAnsi="Times New Roman" w:eastAsia="Times New Roman" w:cs="Times New Roman"/>
+        </w:rPr>
+        <w:t xml:space="preserve">B. </w:t>
       </w:r>
       <w:r>
         <w:rPr>
@@ -1095,7 +1251,20 @@
         <w:rPr>
           <w:rFonts w:ascii="Times New Roman" w:hAnsi="Times New Roman" w:eastAsia="Times New Roman" w:cs="Times New Roman"/>
         </w:rPr>
-        <w:t xml:space="preserve">- C. ΔH </w:t>
+        <w:t xml:space="preserve">- </w:t>
+      </w:r>
+    </w:p>
+    <w:p>
+      <w:pPr>
+        <w:pStyle w:val="BodyText"/>
+        <w:ind w:left="480" w:hanging="480"/>
+        <w:spacing w:before="0" w:after="0"/>
+      </w:pPr>
+      <w:r>
+        <w:rPr>
+          <w:rFonts w:ascii="Times New Roman" w:hAnsi="Times New Roman" w:eastAsia="Times New Roman" w:cs="Times New Roman"/>
+        </w:rPr>
+        <w:t xml:space="preserve">C. ΔH </w:t>
       </w:r>
       <w:r>
         <w:rPr>
@@ -1113,7 +1282,20 @@
         <w:rPr>
           <w:rFonts w:ascii="Times New Roman" w:hAnsi="Times New Roman" w:eastAsia="Times New Roman" w:cs="Times New Roman"/>
         </w:rPr>
-        <w:t xml:space="preserve">- D. ΔH </w:t>
+        <w:t xml:space="preserve">- </w:t>
+      </w:r>
+    </w:p>
+    <w:p>
+      <w:pPr>
+        <w:pStyle w:val="BodyText"/>
+        <w:ind w:left="480" w:hanging="480"/>
+        <w:spacing w:before="0" w:after="180"/>
+      </w:pPr>
+      <w:r>
+        <w:rPr>
+          <w:rFonts w:ascii="Times New Roman" w:hAnsi="Times New Roman" w:eastAsia="Times New Roman" w:cs="Times New Roman"/>
+        </w:rPr>
+        <w:t xml:space="preserve">D. ΔH </w:t>
       </w:r>
       <w:r>
         <w:rPr>
@@ -1133,6 +1315,16 @@
         </w:rPr>
         <w:t xml:space="preserve">均可能大于零或小于零</w:t>
       </w:r>
+    </w:p>
+    <w:p>
+      <w:pPr>
+        <w:spacing w:before="0" w:after="0"/>
+      </w:pPr>
+    </w:p>
+    <w:p>
+      <w:pPr>
+        <w:spacing w:before="0" w:after="0"/>
+      </w:pPr>
     </w:p>
     <w:bookmarkEnd w:id="12"/>
     <w:bookmarkStart w:id="16" w:name="第-4-题"/>
@@ -1435,7 +1627,7 @@
         </w:rPr>
         <w:drawing>
           <wp:inline>
-            <wp:extent cx="3240000" cy="4584609"/>
+            <wp:extent cx="3137900" cy="4584609"/>
             <wp:effectExtent b="0" l="0" r="0" t="0"/>
             <wp:docPr descr="" title="" id="14" name="Picture"/>
             <a:graphic>
@@ -1456,7 +1648,7 @@
                   <pic:spPr bwMode="auto">
                     <a:xfrm>
                       <a:off x="0" y="0"/>
-                      <a:ext cx="3240000" cy="4584609"/>
+                      <a:ext cx="3137900" cy="4584609"/>
                     </a:xfrm>
                     <a:prstGeom prst="rect">
                       <a:avLst/>
@@ -1478,10 +1670,6 @@
     <w:p>
       <w:pPr>
         <w:pStyle w:val="Compact"/>
-        <w:numPr>
-          <w:ilvl w:val="0"/>
-          <w:numId w:val="1001"/>
-        </w:numPr>
       </w:pPr>
       <w:r>
         <w:rPr>
@@ -1524,10 +1712,6 @@
     <w:p>
       <w:pPr>
         <w:pStyle w:val="Compact"/>
-        <w:numPr>
-          <w:ilvl w:val="0"/>
-          <w:numId w:val="1001"/>
-        </w:numPr>
       </w:pPr>
       <w:r>
         <w:rPr>
@@ -1557,10 +1741,6 @@
     <w:p>
       <w:pPr>
         <w:pStyle w:val="Compact"/>
-        <w:numPr>
-          <w:ilvl w:val="0"/>
-          <w:numId w:val="1001"/>
-        </w:numPr>
       </w:pPr>
       <w:r>
         <w:rPr>
@@ -1675,10 +1855,6 @@
     <w:p>
       <w:pPr>
         <w:pStyle w:val="Compact"/>
-        <w:numPr>
-          <w:ilvl w:val="0"/>
-          <w:numId w:val="1001"/>
-        </w:numPr>
       </w:pPr>
       <w:r>
         <w:rPr>
@@ -1705,6 +1881,16 @@
         </w:rPr>
         <w:t xml:space="preserve">一侧的离子交换膜应使用阴离子交换膜</w:t>
       </w:r>
+    </w:p>
+    <w:p>
+      <w:pPr>
+        <w:spacing w:before="0" w:after="0"/>
+      </w:pPr>
+    </w:p>
+    <w:p>
+      <w:pPr>
+        <w:spacing w:before="0" w:after="0"/>
+      </w:pPr>
     </w:p>
     <w:bookmarkEnd w:id="16"/>
     <w:bookmarkStart w:id="20" w:name="第-5-题"/>
@@ -2146,7 +2332,7 @@
         </w:rPr>
         <w:drawing>
           <wp:inline>
-            <wp:extent cx="3240000" cy="4584609"/>
+            <wp:extent cx="3088228" cy="4584609"/>
             <wp:effectExtent b="0" l="0" r="0" t="0"/>
             <wp:docPr descr="" title="" id="18" name="Picture"/>
             <a:graphic>
@@ -2167,7 +2353,7 @@
                   <pic:spPr bwMode="auto">
                     <a:xfrm>
                       <a:off x="0" y="0"/>
-                      <a:ext cx="3240000" cy="4584609"/>
+                      <a:ext cx="3088228" cy="4584609"/>
                     </a:xfrm>
                     <a:prstGeom prst="rect">
                       <a:avLst/>
@@ -2189,10 +2375,6 @@
     <w:p>
       <w:pPr>
         <w:pStyle w:val="Compact"/>
-        <w:numPr>
-          <w:ilvl w:val="0"/>
-          <w:numId w:val="1002"/>
-        </w:numPr>
       </w:pPr>
       <w:r>
         <w:rPr>
@@ -2282,10 +2464,6 @@
     <w:p>
       <w:pPr>
         <w:pStyle w:val="Compact"/>
-        <w:numPr>
-          <w:ilvl w:val="0"/>
-          <w:numId w:val="1002"/>
-        </w:numPr>
       </w:pPr>
       <w:r>
         <w:rPr>
@@ -2352,10 +2530,6 @@
     <w:p>
       <w:pPr>
         <w:pStyle w:val="Compact"/>
-        <w:numPr>
-          <w:ilvl w:val="0"/>
-          <w:numId w:val="1002"/>
-        </w:numPr>
       </w:pPr>
       <w:r>
         <w:rPr>
@@ -2437,10 +2611,6 @@
     <w:p>
       <w:pPr>
         <w:pStyle w:val="Compact"/>
-        <w:numPr>
-          <w:ilvl w:val="0"/>
-          <w:numId w:val="1002"/>
-        </w:numPr>
       </w:pPr>
       <w:r>
         <w:rPr>
@@ -2466,6 +2636,16 @@
         </w:rPr>
         <w:t xml:space="preserve">值基本上不发生变化</w:t>
       </w:r>
+    </w:p>
+    <w:p>
+      <w:pPr>
+        <w:spacing w:before="0" w:after="0"/>
+      </w:pPr>
+    </w:p>
+    <w:p>
+      <w:pPr>
+        <w:spacing w:before="0" w:after="0"/>
+      </w:pPr>
     </w:p>
     <w:bookmarkEnd w:id="20"/>
     <w:bookmarkStart w:id="24" w:name="第-6-题"/>
@@ -2849,7 +3029,7 @@
         </w:rPr>
         <w:drawing>
           <wp:inline>
-            <wp:extent cx="3240000" cy="4584609"/>
+            <wp:extent cx="3086008" cy="4584609"/>
             <wp:effectExtent b="0" l="0" r="0" t="0"/>
             <wp:docPr descr="" title="" id="22" name="Picture"/>
             <a:graphic>
@@ -2870,7 +3050,7 @@
                   <pic:spPr bwMode="auto">
                     <a:xfrm>
                       <a:off x="0" y="0"/>
-                      <a:ext cx="3240000" cy="4584609"/>
+                      <a:ext cx="3086008" cy="4584609"/>
                     </a:xfrm>
                     <a:prstGeom prst="rect">
                       <a:avLst/>
@@ -2892,10 +3072,6 @@
     <w:p>
       <w:pPr>
         <w:pStyle w:val="Compact"/>
-        <w:numPr>
-          <w:ilvl w:val="0"/>
-          <w:numId w:val="1003"/>
-        </w:numPr>
       </w:pPr>
       <w:r>
         <w:rPr>
@@ -3035,10 +3211,6 @@
     <w:p>
       <w:pPr>
         <w:pStyle w:val="Compact"/>
-        <w:numPr>
-          <w:ilvl w:val="0"/>
-          <w:numId w:val="1003"/>
-        </w:numPr>
       </w:pPr>
       <w:r>
         <w:rPr>
@@ -3212,10 +3384,6 @@
     <w:p>
       <w:pPr>
         <w:pStyle w:val="Compact"/>
-        <w:numPr>
-          <w:ilvl w:val="0"/>
-          <w:numId w:val="1003"/>
-        </w:numPr>
       </w:pPr>
       <w:r>
         <w:rPr>
@@ -3297,10 +3465,6 @@
     <w:p>
       <w:pPr>
         <w:pStyle w:val="Compact"/>
-        <w:numPr>
-          <w:ilvl w:val="0"/>
-          <w:numId w:val="1003"/>
-        </w:numPr>
       </w:pPr>
       <w:r>
         <w:rPr>
@@ -3385,6 +3549,16 @@
         </w:rPr>
         <w:t>)</w:t>
       </w:r>
+    </w:p>
+    <w:p>
+      <w:pPr>
+        <w:spacing w:before="0" w:after="0"/>
+      </w:pPr>
+    </w:p>
+    <w:p>
+      <w:pPr>
+        <w:spacing w:before="0" w:after="0"/>
+      </w:pPr>
     </w:p>
     <w:bookmarkEnd w:id="24"/>
     <w:bookmarkStart w:id="28" w:name="第-7-题"/>
@@ -3990,7 +4164,7 @@
         </w:rPr>
         <w:drawing>
           <wp:inline>
-            <wp:extent cx="3240000" cy="4584609"/>
+            <wp:extent cx="3115581" cy="4584609"/>
             <wp:effectExtent b="0" l="0" r="0" t="0"/>
             <wp:docPr descr="" title="" id="26" name="Picture"/>
             <a:graphic>
@@ -4011,7 +4185,7 @@
                   <pic:spPr bwMode="auto">
                     <a:xfrm>
                       <a:off x="0" y="0"/>
-                      <a:ext cx="3240000" cy="4584609"/>
+                      <a:ext cx="3115581" cy="4584609"/>
                     </a:xfrm>
                     <a:prstGeom prst="rect">
                       <a:avLst/>
@@ -4033,10 +4207,6 @@
     <w:p>
       <w:pPr>
         <w:pStyle w:val="Compact"/>
-        <w:numPr>
-          <w:ilvl w:val="0"/>
-          <w:numId w:val="1004"/>
-        </w:numPr>
       </w:pPr>
       <w:r>
         <w:rPr>
@@ -4079,10 +4249,6 @@
     <w:p>
       <w:pPr>
         <w:pStyle w:val="Compact"/>
-        <w:numPr>
-          <w:ilvl w:val="0"/>
-          <w:numId w:val="1004"/>
-        </w:numPr>
       </w:pPr>
       <w:r>
         <w:rPr>
@@ -4136,10 +4302,6 @@
     <w:p>
       <w:pPr>
         <w:pStyle w:val="Compact"/>
-        <w:numPr>
-          <w:ilvl w:val="0"/>
-          <w:numId w:val="1004"/>
-        </w:numPr>
       </w:pPr>
       <w:r>
         <w:rPr>
@@ -4253,10 +4415,6 @@
     <w:p>
       <w:pPr>
         <w:pStyle w:val="Compact"/>
-        <w:numPr>
-          <w:ilvl w:val="0"/>
-          <w:numId w:val="1004"/>
-        </w:numPr>
       </w:pPr>
       <w:r>
         <w:rPr>
@@ -4339,6 +4497,16 @@
         <w:t>）</w:t>
       </w:r>
     </w:p>
+    <w:p>
+      <w:pPr>
+        <w:spacing w:before="0" w:after="0"/>
+      </w:pPr>
+    </w:p>
+    <w:p>
+      <w:pPr>
+        <w:spacing w:before="0" w:after="0"/>
+      </w:pPr>
+    </w:p>
     <w:bookmarkEnd w:id="29"/>
     <w:bookmarkStart w:id="30" w:name="第-8-题"/>
     <w:p>
@@ -4482,6 +4650,8 @@
     <w:p>
       <w:pPr>
         <w:pStyle w:val="BodyText"/>
+        <w:ind w:left="480" w:hanging="480"/>
+        <w:spacing w:after="0"/>
       </w:pPr>
       <w:r>
         <w:rPr>
@@ -4525,7 +4695,20 @@
         <w:rPr>
           <w:rFonts w:ascii="Times New Roman" w:hAnsi="Times New Roman" w:eastAsia="Times New Roman" w:cs="Times New Roman"/>
         </w:rPr>
-        <w:t xml:space="preserve">- A. 1 </w:t>
+        <w:t xml:space="preserve">- </w:t>
+      </w:r>
+    </w:p>
+    <w:p>
+      <w:pPr>
+        <w:pStyle w:val="BodyText"/>
+        <w:ind w:left="480" w:hanging="480"/>
+        <w:spacing w:before="0" w:after="0"/>
+      </w:pPr>
+      <w:r>
+        <w:rPr>
+          <w:rFonts w:ascii="Times New Roman" w:hAnsi="Times New Roman" w:eastAsia="Times New Roman" w:cs="Times New Roman"/>
+        </w:rPr>
+        <w:t xml:space="preserve">A. 1 </w:t>
       </w:r>
       <w:r>
         <w:rPr>
@@ -4537,7 +4720,20 @@
         <w:rPr>
           <w:rFonts w:ascii="Times New Roman" w:hAnsi="Times New Roman" w:eastAsia="Times New Roman" w:cs="Times New Roman"/>
         </w:rPr>
-        <w:t xml:space="preserve">　　B. 2 </w:t>
+        <w:t xml:space="preserve">　　</w:t>
+      </w:r>
+    </w:p>
+    <w:p>
+      <w:pPr>
+        <w:pStyle w:val="BodyText"/>
+        <w:ind w:left="480" w:hanging="480"/>
+        <w:spacing w:before="0" w:after="0"/>
+      </w:pPr>
+      <w:r>
+        <w:rPr>
+          <w:rFonts w:ascii="Times New Roman" w:hAnsi="Times New Roman" w:eastAsia="Times New Roman" w:cs="Times New Roman"/>
+        </w:rPr>
+        <w:t xml:space="preserve">B. 2 </w:t>
       </w:r>
       <w:r>
         <w:rPr>
@@ -4549,7 +4745,20 @@
         <w:rPr>
           <w:rFonts w:ascii="Times New Roman" w:hAnsi="Times New Roman" w:eastAsia="Times New Roman" w:cs="Times New Roman"/>
         </w:rPr>
-        <w:t xml:space="preserve">　　C. 3 </w:t>
+        <w:t xml:space="preserve">　　</w:t>
+      </w:r>
+    </w:p>
+    <w:p>
+      <w:pPr>
+        <w:pStyle w:val="BodyText"/>
+        <w:ind w:left="480" w:hanging="480"/>
+        <w:spacing w:before="0" w:after="0"/>
+      </w:pPr>
+      <w:r>
+        <w:rPr>
+          <w:rFonts w:ascii="Times New Roman" w:hAnsi="Times New Roman" w:eastAsia="Times New Roman" w:cs="Times New Roman"/>
+        </w:rPr>
+        <w:t xml:space="preserve">C. 3 </w:t>
       </w:r>
       <w:r>
         <w:rPr>
@@ -4561,7 +4770,20 @@
         <w:rPr>
           <w:rFonts w:ascii="Times New Roman" w:hAnsi="Times New Roman" w:eastAsia="Times New Roman" w:cs="Times New Roman"/>
         </w:rPr>
-        <w:t xml:space="preserve">　　D. 4 </w:t>
+        <w:t xml:space="preserve">　　</w:t>
+      </w:r>
+    </w:p>
+    <w:p>
+      <w:pPr>
+        <w:pStyle w:val="BodyText"/>
+        <w:ind w:left="480" w:hanging="480"/>
+        <w:spacing w:before="0" w:after="180"/>
+      </w:pPr>
+      <w:r>
+        <w:rPr>
+          <w:rFonts w:ascii="Times New Roman" w:hAnsi="Times New Roman" w:eastAsia="Times New Roman" w:cs="Times New Roman"/>
+        </w:rPr>
+        <w:t xml:space="preserve">D. 4 </w:t>
       </w:r>
       <w:r>
         <w:rPr>
@@ -4569,6 +4791,16 @@
         </w:rPr>
         <w:t xml:space="preserve">种</w:t>
       </w:r>
+    </w:p>
+    <w:p>
+      <w:pPr>
+        <w:spacing w:before="0" w:after="0"/>
+      </w:pPr>
+    </w:p>
+    <w:p>
+      <w:pPr>
+        <w:spacing w:before="0" w:after="0"/>
+      </w:pPr>
     </w:p>
     <w:bookmarkEnd w:id="30"/>
     <w:bookmarkStart w:id="34" w:name="第-9-题"/>
@@ -4781,7 +5013,7 @@
         </w:rPr>
         <w:drawing>
           <wp:inline>
-            <wp:extent cx="3240000" cy="4584609"/>
+            <wp:extent cx="3103325" cy="4584609"/>
             <wp:effectExtent b="0" l="0" r="0" t="0"/>
             <wp:docPr descr="" title="" id="32" name="Picture"/>
             <a:graphic>
@@ -4802,7 +5034,7 @@
                   <pic:spPr bwMode="auto">
                     <a:xfrm>
                       <a:off x="0" y="0"/>
-                      <a:ext cx="3240000" cy="4584609"/>
+                      <a:ext cx="3103325" cy="4584609"/>
                     </a:xfrm>
                     <a:prstGeom prst="rect">
                       <a:avLst/>
@@ -4824,10 +5056,6 @@
     <w:p>
       <w:pPr>
         <w:pStyle w:val="Compact"/>
-        <w:numPr>
-          <w:ilvl w:val="0"/>
-          <w:numId w:val="1005"/>
-        </w:numPr>
       </w:pPr>
       <w:r>
         <w:rPr>
@@ -4845,10 +5073,6 @@
     <w:p>
       <w:pPr>
         <w:pStyle w:val="Compact"/>
-        <w:numPr>
-          <w:ilvl w:val="0"/>
-          <w:numId w:val="1005"/>
-        </w:numPr>
       </w:pPr>
       <w:r>
         <w:rPr>
@@ -4866,10 +5090,6 @@
     <w:p>
       <w:pPr>
         <w:pStyle w:val="Compact"/>
-        <w:numPr>
-          <w:ilvl w:val="0"/>
-          <w:numId w:val="1005"/>
-        </w:numPr>
       </w:pPr>
       <w:r>
         <w:rPr>
@@ -4899,10 +5119,6 @@
     <w:p>
       <w:pPr>
         <w:pStyle w:val="Compact"/>
-        <w:numPr>
-          <w:ilvl w:val="0"/>
-          <w:numId w:val="1005"/>
-        </w:numPr>
       </w:pPr>
       <w:r>
         <w:rPr>
@@ -4970,6 +5186,16 @@
         </w:rPr>
         <w:t>分子间作用力</w:t>
       </w:r>
+    </w:p>
+    <w:p>
+      <w:pPr>
+        <w:spacing w:before="0" w:after="0"/>
+      </w:pPr>
+    </w:p>
+    <w:p>
+      <w:pPr>
+        <w:spacing w:before="0" w:after="0"/>
+      </w:pPr>
     </w:p>
     <w:bookmarkEnd w:id="34"/>
     <w:bookmarkStart w:id="38" w:name="第-10-题"/>
@@ -5218,7 +5444,7 @@
         </w:rPr>
         <w:drawing>
           <wp:inline>
-            <wp:extent cx="3240000" cy="4584609"/>
+            <wp:extent cx="3091273" cy="4584609"/>
             <wp:effectExtent b="0" l="0" r="0" t="0"/>
             <wp:docPr descr="" title="" id="36" name="Picture"/>
             <a:graphic>
@@ -5239,7 +5465,7 @@
                   <pic:spPr bwMode="auto">
                     <a:xfrm>
                       <a:off x="0" y="0"/>
-                      <a:ext cx="3240000" cy="4584609"/>
+                      <a:ext cx="3091273" cy="4584609"/>
                     </a:xfrm>
                     <a:prstGeom prst="rect">
                       <a:avLst/>
@@ -5261,10 +5487,6 @@
     <w:p>
       <w:pPr>
         <w:pStyle w:val="Compact"/>
-        <w:numPr>
-          <w:ilvl w:val="0"/>
-          <w:numId w:val="1006"/>
-        </w:numPr>
       </w:pPr>
       <w:r>
         <w:rPr>
@@ -5282,10 +5504,6 @@
     <w:p>
       <w:pPr>
         <w:pStyle w:val="Compact"/>
-        <w:numPr>
-          <w:ilvl w:val="0"/>
-          <w:numId w:val="1006"/>
-        </w:numPr>
       </w:pPr>
       <w:r>
         <w:rPr>
@@ -5352,10 +5570,6 @@
     <w:p>
       <w:pPr>
         <w:pStyle w:val="Compact"/>
-        <w:numPr>
-          <w:ilvl w:val="0"/>
-          <w:numId w:val="1006"/>
-        </w:numPr>
       </w:pPr>
       <w:r>
         <w:rPr>
@@ -5457,10 +5671,6 @@
     <w:p>
       <w:pPr>
         <w:pStyle w:val="Compact"/>
-        <w:numPr>
-          <w:ilvl w:val="0"/>
-          <w:numId w:val="1006"/>
-        </w:numPr>
       </w:pPr>
       <w:r>
         <w:rPr>
@@ -5546,6 +5756,16 @@
         </w:rPr>
         <w:t xml:space="preserve"> 6</w:t>
       </w:r>
+    </w:p>
+    <w:p>
+      <w:pPr>
+        <w:spacing w:before="0" w:after="0"/>
+      </w:pPr>
+    </w:p>
+    <w:p>
+      <w:pPr>
+        <w:spacing w:before="0" w:after="0"/>
+      </w:pPr>
     </w:p>
     <w:bookmarkEnd w:id="38"/>
     <w:bookmarkStart w:id="39" w:name="第-11-题"/>
@@ -5690,6 +5910,8 @@
     <w:p>
       <w:pPr>
         <w:pStyle w:val="BodyText"/>
+        <w:ind w:left="480" w:hanging="480"/>
+        <w:spacing w:after="0"/>
       </w:pPr>
       <w:r>
         <w:rPr>
@@ -5707,7 +5929,20 @@
         <w:rPr>
           <w:rFonts w:ascii="Times New Roman" w:hAnsi="Times New Roman" w:eastAsia="Times New Roman" w:cs="Times New Roman"/>
         </w:rPr>
-        <w:t>- A. CH</w:t>
+        <w:t>- </w:t>
+      </w:r>
+    </w:p>
+    <w:p>
+      <w:pPr>
+        <w:pStyle w:val="BodyText"/>
+        <w:ind w:left="480" w:hanging="480"/>
+        <w:spacing w:before="0" w:after="0"/>
+      </w:pPr>
+      <w:r>
+        <w:rPr>
+          <w:rFonts w:ascii="Times New Roman" w:hAnsi="Times New Roman" w:eastAsia="Times New Roman" w:cs="Times New Roman"/>
+        </w:rPr>
+        <w:t>A. CH</w:t>
       </w:r>
       <w:r>
         <w:rPr>
@@ -5720,7 +5955,20 @@
         <w:rPr>
           <w:rFonts w:ascii="Times New Roman" w:hAnsi="Times New Roman" w:eastAsia="Times New Roman" w:cs="Times New Roman"/>
         </w:rPr>
-        <w:t xml:space="preserve">　　B. XeF</w:t>
+        <w:t xml:space="preserve">　　</w:t>
+      </w:r>
+    </w:p>
+    <w:p>
+      <w:pPr>
+        <w:pStyle w:val="BodyText"/>
+        <w:ind w:left="480" w:hanging="480"/>
+        <w:spacing w:before="0" w:after="0"/>
+      </w:pPr>
+      <w:r>
+        <w:rPr>
+          <w:rFonts w:ascii="Times New Roman" w:hAnsi="Times New Roman" w:eastAsia="Times New Roman" w:cs="Times New Roman"/>
+        </w:rPr>
+        <w:t xml:space="preserve">B. XeF</w:t>
       </w:r>
       <w:r>
         <w:rPr>
@@ -5733,7 +5981,20 @@
         <w:rPr>
           <w:rFonts w:ascii="Times New Roman" w:hAnsi="Times New Roman" w:eastAsia="Times New Roman" w:cs="Times New Roman"/>
         </w:rPr>
-        <w:t xml:space="preserve">　　C. </w:t>
+        <w:t xml:space="preserve">　　</w:t>
+      </w:r>
+    </w:p>
+    <w:p>
+      <w:pPr>
+        <w:pStyle w:val="BodyText"/>
+        <w:ind w:left="480" w:hanging="480"/>
+        <w:spacing w:before="0" w:after="0"/>
+      </w:pPr>
+      <w:r>
+        <w:rPr>
+          <w:rFonts w:ascii="Times New Roman" w:hAnsi="Times New Roman" w:eastAsia="Times New Roman" w:cs="Times New Roman"/>
+        </w:rPr>
+        <w:t xml:space="preserve">C. </w:t>
       </w:r>
       <w:r>
         <w:rPr>
@@ -5745,7 +6006,20 @@
         <w:rPr>
           <w:rFonts w:ascii="Times New Roman" w:hAnsi="Times New Roman" w:eastAsia="Times New Roman" w:cs="Times New Roman"/>
         </w:rPr>
-        <w:t xml:space="preserve">　　D. Zn(CN)</w:t>
+        <w:t xml:space="preserve">　　</w:t>
+      </w:r>
+    </w:p>
+    <w:p>
+      <w:pPr>
+        <w:pStyle w:val="BodyText"/>
+        <w:ind w:left="480" w:hanging="480"/>
+        <w:spacing w:before="0" w:after="180"/>
+      </w:pPr>
+      <w:r>
+        <w:rPr>
+          <w:rFonts w:ascii="Times New Roman" w:hAnsi="Times New Roman" w:eastAsia="Times New Roman" w:cs="Times New Roman"/>
+        </w:rPr>
+        <w:t xml:space="preserve">D. Zn(CN)</w:t>
       </w:r>
       <w:r>
         <w:rPr>
@@ -5761,6 +6035,16 @@
         </w:rPr>
         <w:t>2-</w:t>
       </w:r>
+    </w:p>
+    <w:p>
+      <w:pPr>
+        <w:spacing w:before="0" w:after="0"/>
+      </w:pPr>
+    </w:p>
+    <w:p>
+      <w:pPr>
+        <w:spacing w:before="0" w:after="0"/>
+      </w:pPr>
     </w:p>
     <w:bookmarkEnd w:id="39"/>
     <w:bookmarkStart w:id="43" w:name="第-12-题"/>
@@ -6021,7 +6305,7 @@
         </w:rPr>
         <w:drawing>
           <wp:inline>
-            <wp:extent cx="3240000" cy="4584609"/>
+            <wp:extent cx="3117090" cy="4584609"/>
             <wp:effectExtent b="0" l="0" r="0" t="0"/>
             <wp:docPr descr="" title="" id="41" name="Picture"/>
             <a:graphic>
@@ -6042,7 +6326,7 @@
                   <pic:spPr bwMode="auto">
                     <a:xfrm>
                       <a:off x="0" y="0"/>
-                      <a:ext cx="3240000" cy="4584609"/>
+                      <a:ext cx="3117090" cy="4584609"/>
                     </a:xfrm>
                     <a:prstGeom prst="rect">
                       <a:avLst/>
@@ -6064,6 +6348,8 @@
     <w:p>
       <w:pPr>
         <w:pStyle w:val="FirstParagraph"/>
+        <w:ind w:left="480" w:hanging="480"/>
+        <w:spacing w:after="0"/>
       </w:pPr>
       <w:r>
         <w:rPr>
@@ -6087,7 +6373,20 @@
         <w:rPr>
           <w:rFonts w:ascii="Times New Roman" w:hAnsi="Times New Roman" w:eastAsia="Times New Roman" w:cs="Times New Roman"/>
         </w:rPr>
-        <w:t xml:space="preserve">- A. X </w:t>
+        <w:t xml:space="preserve">- </w:t>
+      </w:r>
+    </w:p>
+    <w:p>
+      <w:pPr>
+        <w:pStyle w:val="FirstParagraph"/>
+        <w:ind w:left="480" w:hanging="480"/>
+        <w:spacing w:before="0" w:after="0"/>
+      </w:pPr>
+      <w:r>
+        <w:rPr>
+          <w:rFonts w:ascii="Times New Roman" w:hAnsi="Times New Roman" w:eastAsia="Times New Roman" w:cs="Times New Roman"/>
+        </w:rPr>
+        <w:t xml:space="preserve">A. X </w:t>
       </w:r>
       <w:r>
         <w:rPr>
@@ -6131,7 +6430,20 @@
         <w:rPr>
           <w:rFonts w:ascii="Times New Roman" w:hAnsi="Times New Roman" w:eastAsia="Times New Roman" w:cs="Times New Roman"/>
         </w:rPr>
-        <w:t>- B. [SeBr</w:t>
+        <w:t>- </w:t>
+      </w:r>
+    </w:p>
+    <w:p>
+      <w:pPr>
+        <w:pStyle w:val="FirstParagraph"/>
+        <w:ind w:left="480" w:hanging="480"/>
+        <w:spacing w:before="0" w:after="0"/>
+      </w:pPr>
+      <w:r>
+        <w:rPr>
+          <w:rFonts w:ascii="Times New Roman" w:hAnsi="Times New Roman" w:eastAsia="Times New Roman" w:cs="Times New Roman"/>
+        </w:rPr>
+        <w:t>B. [SeBr</w:t>
       </w:r>
       <w:r>
         <w:rPr>
@@ -6175,7 +6487,20 @@
         <w:rPr>
           <w:rFonts w:ascii="Times New Roman" w:hAnsi="Times New Roman" w:eastAsia="Times New Roman" w:cs="Times New Roman"/>
         </w:rPr>
-        <w:t xml:space="preserve">- C. </w:t>
+        <w:t xml:space="preserve">- </w:t>
+      </w:r>
+    </w:p>
+    <w:p>
+      <w:pPr>
+        <w:pStyle w:val="FirstParagraph"/>
+        <w:ind w:left="480" w:hanging="480"/>
+        <w:spacing w:before="0" w:after="0"/>
+      </w:pPr>
+      <w:r>
+        <w:rPr>
+          <w:rFonts w:ascii="Times New Roman" w:hAnsi="Times New Roman" w:eastAsia="Times New Roman" w:cs="Times New Roman"/>
+        </w:rPr>
+        <w:t xml:space="preserve">C. </w:t>
       </w:r>
       <w:r>
         <w:rPr>
@@ -6193,7 +6518,20 @@
         <w:rPr>
           <w:rFonts w:ascii="Times New Roman" w:hAnsi="Times New Roman" w:eastAsia="Times New Roman" w:cs="Times New Roman"/>
         </w:rPr>
-        <w:t xml:space="preserve">- D. </w:t>
+        <w:t xml:space="preserve">- </w:t>
+      </w:r>
+    </w:p>
+    <w:p>
+      <w:pPr>
+        <w:pStyle w:val="FirstParagraph"/>
+        <w:ind w:left="480" w:hanging="480"/>
+        <w:spacing w:before="0" w:after="180"/>
+      </w:pPr>
+      <w:r>
+        <w:rPr>
+          <w:rFonts w:ascii="Times New Roman" w:hAnsi="Times New Roman" w:eastAsia="Times New Roman" w:cs="Times New Roman"/>
+        </w:rPr>
+        <w:t xml:space="preserve">D. </w:t>
       </w:r>
       <w:r>
         <w:rPr>
@@ -6207,6 +6545,16 @@
         </w:rPr>
         <w:t xml:space="preserve"> 4</w:t>
       </w:r>
+    </w:p>
+    <w:p>
+      <w:pPr>
+        <w:spacing w:before="0" w:after="0"/>
+      </w:pPr>
+    </w:p>
+    <w:p>
+      <w:pPr>
+        <w:spacing w:before="0" w:after="0"/>
+      </w:pPr>
     </w:p>
     <w:bookmarkEnd w:id="43"/>
     <w:bookmarkStart w:id="44" w:name="第-13-题"/>
@@ -6351,6 +6699,8 @@
     <w:p>
       <w:pPr>
         <w:pStyle w:val="BodyText"/>
+        <w:ind w:left="480" w:hanging="480"/>
+        <w:spacing w:after="0"/>
       </w:pPr>
       <w:r>
         <w:rPr>
@@ -6429,7 +6779,20 @@
         <w:rPr>
           <w:rFonts w:ascii="Times New Roman" w:hAnsi="Times New Roman" w:eastAsia="Times New Roman" w:cs="Times New Roman"/>
         </w:rPr>
-        <w:t xml:space="preserve"> A、B </w:t>
+        <w:t xml:space="preserve"> </w:t>
+      </w:r>
+    </w:p>
+    <w:p>
+      <w:pPr>
+        <w:pStyle w:val="BodyText"/>
+        <w:ind w:left="480" w:hanging="480"/>
+        <w:spacing w:before="0" w:after="0"/>
+      </w:pPr>
+      <w:r>
+        <w:rPr>
+          <w:rFonts w:ascii="Times New Roman" w:hAnsi="Times New Roman" w:eastAsia="Times New Roman" w:cs="Times New Roman"/>
+        </w:rPr>
+        <w:t xml:space="preserve">A、B </w:t>
       </w:r>
       <w:r>
         <w:rPr>
@@ -6484,7 +6847,20 @@
         <w:rPr>
           <w:rFonts w:ascii="Times New Roman" w:hAnsi="Times New Roman" w:eastAsia="Times New Roman" w:cs="Times New Roman"/>
         </w:rPr>
-        <w:t xml:space="preserve">- B. </w:t>
+        <w:t xml:space="preserve">- </w:t>
+      </w:r>
+    </w:p>
+    <w:p>
+      <w:pPr>
+        <w:pStyle w:val="BodyText"/>
+        <w:ind w:left="480" w:hanging="480"/>
+        <w:spacing w:before="0" w:after="0"/>
+      </w:pPr>
+      <w:r>
+        <w:rPr>
+          <w:rFonts w:ascii="Times New Roman" w:hAnsi="Times New Roman" w:eastAsia="Times New Roman" w:cs="Times New Roman"/>
+        </w:rPr>
+        <w:t xml:space="preserve">B. </w:t>
       </w:r>
       <w:r>
         <w:rPr>
@@ -6570,7 +6946,20 @@
         <w:rPr>
           <w:rFonts w:ascii="Times New Roman" w:hAnsi="Times New Roman" w:eastAsia="Times New Roman" w:cs="Times New Roman"/>
         </w:rPr>
-        <w:t xml:space="preserve">- C. </w:t>
+        <w:t xml:space="preserve">- </w:t>
+      </w:r>
+    </w:p>
+    <w:p>
+      <w:pPr>
+        <w:pStyle w:val="BodyText"/>
+        <w:ind w:left="480" w:hanging="480"/>
+        <w:spacing w:before="0" w:after="180"/>
+      </w:pPr>
+      <w:r>
+        <w:rPr>
+          <w:rFonts w:ascii="Times New Roman" w:hAnsi="Times New Roman" w:eastAsia="Times New Roman" w:cs="Times New Roman"/>
+        </w:rPr>
+        <w:t xml:space="preserve">C. </w:t>
       </w:r>
       <w:r>
         <w:rPr>
@@ -6758,6 +7147,16 @@
         </w:rPr>
         <w:t>）</w:t>
       </w:r>
+    </w:p>
+    <w:p>
+      <w:pPr>
+        <w:spacing w:before="0" w:after="0"/>
+      </w:pPr>
+    </w:p>
+    <w:p>
+      <w:pPr>
+        <w:spacing w:before="0" w:after="0"/>
+      </w:pPr>
     </w:p>
     <w:bookmarkEnd w:id="45"/>
     <w:bookmarkStart w:id="49" w:name="第-14-题"/>
@@ -7451,6 +7850,46 @@
         <w:t>。</w:t>
       </w:r>
     </w:p>
+    <w:p>
+      <w:pPr>
+        <w:spacing w:before="0" w:after="0"/>
+      </w:pPr>
+    </w:p>
+    <w:p>
+      <w:pPr>
+        <w:spacing w:before="0" w:after="0"/>
+      </w:pPr>
+    </w:p>
+    <w:p>
+      <w:pPr>
+        <w:spacing w:before="0" w:after="0"/>
+      </w:pPr>
+    </w:p>
+    <w:p>
+      <w:pPr>
+        <w:spacing w:before="0" w:after="0"/>
+      </w:pPr>
+    </w:p>
+    <w:p>
+      <w:pPr>
+        <w:spacing w:before="0" w:after="0"/>
+      </w:pPr>
+    </w:p>
+    <w:p>
+      <w:pPr>
+        <w:spacing w:before="0" w:after="0"/>
+      </w:pPr>
+    </w:p>
+    <w:p>
+      <w:pPr>
+        <w:spacing w:before="0" w:after="0"/>
+      </w:pPr>
+    </w:p>
+    <w:p>
+      <w:pPr>
+        <w:spacing w:before="0" w:after="0"/>
+      </w:pPr>
+    </w:p>
     <w:bookmarkEnd w:id="49"/>
     <w:bookmarkStart w:id="53" w:name="第-15-题"/>
     <w:p>
@@ -7686,7 +8125,7 @@
         </w:rPr>
         <w:drawing>
           <wp:inline>
-            <wp:extent cx="3240000" cy="4584609"/>
+            <wp:extent cx="3117090" cy="4584609"/>
             <wp:effectExtent b="0" l="0" r="0" t="0"/>
             <wp:docPr descr="" title="" id="51" name="Picture"/>
             <a:graphic>
@@ -7707,7 +8146,7 @@
                   <pic:spPr bwMode="auto">
                     <a:xfrm>
                       <a:off x="0" y="0"/>
-                      <a:ext cx="3240000" cy="4584609"/>
+                      <a:ext cx="3117090" cy="4584609"/>
                     </a:xfrm>
                     <a:prstGeom prst="rect">
                       <a:avLst/>
@@ -7729,10 +8168,6 @@
     <w:p>
       <w:pPr>
         <w:pStyle w:val="Compact"/>
-        <w:numPr>
-          <w:ilvl w:val="0"/>
-          <w:numId w:val="1007"/>
-        </w:numPr>
       </w:pPr>
       <w:r>
         <w:rPr>
@@ -7750,10 +8185,6 @@
     <w:p>
       <w:pPr>
         <w:pStyle w:val="Compact"/>
-        <w:numPr>
-          <w:ilvl w:val="0"/>
-          <w:numId w:val="1007"/>
-        </w:numPr>
       </w:pPr>
       <w:r>
         <w:rPr>
@@ -7795,10 +8226,6 @@
     <w:p>
       <w:pPr>
         <w:pStyle w:val="Compact"/>
-        <w:numPr>
-          <w:ilvl w:val="0"/>
-          <w:numId w:val="1007"/>
-        </w:numPr>
       </w:pPr>
       <w:r>
         <w:rPr>
@@ -7828,10 +8255,6 @@
     <w:p>
       <w:pPr>
         <w:pStyle w:val="Compact"/>
-        <w:numPr>
-          <w:ilvl w:val="0"/>
-          <w:numId w:val="1007"/>
-        </w:numPr>
       </w:pPr>
       <w:r>
         <w:rPr>
@@ -7899,6 +8322,16 @@
         </w:rPr>
         <w:t xml:space="preserve"> N3</w:t>
       </w:r>
+    </w:p>
+    <w:p>
+      <w:pPr>
+        <w:spacing w:before="0" w:after="0"/>
+      </w:pPr>
+    </w:p>
+    <w:p>
+      <w:pPr>
+        <w:spacing w:before="0" w:after="0"/>
+      </w:pPr>
     </w:p>
     <w:bookmarkEnd w:id="53"/>
     <w:bookmarkStart w:id="57" w:name="第-16-题"/>
@@ -8111,7 +8544,7 @@
         </w:rPr>
         <w:drawing>
           <wp:inline>
-            <wp:extent cx="3240000" cy="4584609"/>
+            <wp:extent cx="3081568" cy="4584609"/>
             <wp:effectExtent b="0" l="0" r="0" t="0"/>
             <wp:docPr descr="" title="" id="55" name="Picture"/>
             <a:graphic>
@@ -8132,7 +8565,7 @@
                   <pic:spPr bwMode="auto">
                     <a:xfrm>
                       <a:off x="0" y="0"/>
-                      <a:ext cx="3240000" cy="4584609"/>
+                      <a:ext cx="3081568" cy="4584609"/>
                     </a:xfrm>
                     <a:prstGeom prst="rect">
                       <a:avLst/>
@@ -8150,6 +8583,21 @@
           </wp:inline>
         </w:drawing>
       </w:r>
+    </w:p>
+    <w:p>
+      <w:pPr>
+        <w:spacing w:before="0" w:after="0"/>
+      </w:pPr>
+    </w:p>
+    <w:p>
+      <w:pPr>
+        <w:spacing w:before="0" w:after="0"/>
+      </w:pPr>
+    </w:p>
+    <w:p>
+      <w:pPr>
+        <w:spacing w:before="0" w:after="0"/>
+      </w:pPr>
     </w:p>
     <w:bookmarkEnd w:id="57"/>
     <w:bookmarkStart w:id="67" w:name="第-17-题"/>
@@ -8623,7 +9071,7 @@
         </w:rPr>
         <w:drawing>
           <wp:inline>
-            <wp:extent cx="3600000" cy="430985"/>
+            <wp:extent cx="3574640" cy="430985"/>
             <wp:effectExtent b="0" l="0" r="0" t="0"/>
             <wp:docPr descr="" title="" id="62" name="Picture"/>
             <a:graphic>
@@ -8644,7 +9092,7 @@
                   <pic:spPr bwMode="auto">
                     <a:xfrm>
                       <a:off x="0" y="0"/>
-                      <a:ext cx="3600000" cy="430985"/>
+                      <a:ext cx="3574640" cy="430985"/>
                     </a:xfrm>
                     <a:prstGeom prst="rect">
                       <a:avLst/>
@@ -8718,7 +9166,7 @@
         </w:rPr>
         <w:drawing>
           <wp:inline>
-            <wp:extent cx="3600000" cy="1184266"/>
+            <wp:extent cx="3595706" cy="1184266"/>
             <wp:effectExtent b="0" l="0" r="0" t="0"/>
             <wp:docPr descr="" title="" id="65" name="Picture"/>
             <a:graphic>
@@ -8739,7 +9187,7 @@
                   <pic:spPr bwMode="auto">
                     <a:xfrm>
                       <a:off x="0" y="0"/>
-                      <a:ext cx="3600000" cy="1184266"/>
+                      <a:ext cx="3595706" cy="1184266"/>
                     </a:xfrm>
                     <a:prstGeom prst="rect">
                       <a:avLst/>
@@ -8758,6 +9206,46 @@
         </w:drawing>
       </w:r>
     </w:p>
+    <w:p>
+      <w:pPr>
+        <w:spacing w:before="0" w:after="0"/>
+      </w:pPr>
+    </w:p>
+    <w:p>
+      <w:pPr>
+        <w:spacing w:before="0" w:after="0"/>
+      </w:pPr>
+    </w:p>
+    <w:p>
+      <w:pPr>
+        <w:spacing w:before="0" w:after="0"/>
+      </w:pPr>
+    </w:p>
+    <w:p>
+      <w:pPr>
+        <w:spacing w:before="0" w:after="0"/>
+      </w:pPr>
+    </w:p>
+    <w:p>
+      <w:pPr>
+        <w:spacing w:before="0" w:after="0"/>
+      </w:pPr>
+    </w:p>
+    <w:p>
+      <w:pPr>
+        <w:spacing w:before="0" w:after="0"/>
+      </w:pPr>
+    </w:p>
+    <w:p>
+      <w:pPr>
+        <w:spacing w:before="0" w:after="0"/>
+      </w:pPr>
+    </w:p>
+    <w:p>
+      <w:pPr>
+        <w:spacing w:before="0" w:after="0"/>
+      </w:pPr>
+    </w:p>
     <w:bookmarkEnd w:id="67"/>
     <w:bookmarkStart w:id="80" w:name="第-18-题"/>
     <w:p>
@@ -9076,7 +9564,7 @@
         </w:rPr>
         <w:drawing>
           <wp:inline>
-            <wp:extent cx="3600000" cy="901960"/>
+            <wp:extent cx="3600000" cy="900000"/>
             <wp:effectExtent b="0" l="0" r="0" t="0"/>
             <wp:docPr descr="" title="" id="69" name="Picture"/>
             <a:graphic>
@@ -9097,7 +9585,7 @@
                   <pic:spPr bwMode="auto">
                     <a:xfrm>
                       <a:off x="0" y="0"/>
-                      <a:ext cx="3600000" cy="901960"/>
+                      <a:ext cx="3600000" cy="900000"/>
                     </a:xfrm>
                     <a:prstGeom prst="rect">
                       <a:avLst/>
@@ -9267,7 +9755,7 @@
         </w:rPr>
         <w:drawing>
           <wp:inline>
-            <wp:extent cx="3600000" cy="735483"/>
+            <wp:extent cx="3600000" cy="732468"/>
             <wp:effectExtent b="0" l="0" r="0" t="0"/>
             <wp:docPr descr="" title="" id="72" name="Picture"/>
             <a:graphic>
@@ -9288,7 +9776,7 @@
                   <pic:spPr bwMode="auto">
                     <a:xfrm>
                       <a:off x="0" y="0"/>
-                      <a:ext cx="3600000" cy="735483"/>
+                      <a:ext cx="3600000" cy="732468"/>
                     </a:xfrm>
                     <a:prstGeom prst="rect">
                       <a:avLst/>
@@ -9362,7 +9850,7 @@
         </w:rPr>
         <w:drawing>
           <wp:inline>
-            <wp:extent cx="3365500" cy="1638300"/>
+            <wp:extent cx="3365500" cy="1605085"/>
             <wp:effectExtent b="0" l="0" r="0" t="0"/>
             <wp:docPr descr="" title="" id="75" name="Picture"/>
             <a:graphic>
@@ -9383,7 +9871,7 @@
                   <pic:spPr bwMode="auto">
                     <a:xfrm>
                       <a:off x="0" y="0"/>
-                      <a:ext cx="3365500" cy="1638300"/>
+                      <a:ext cx="3365500" cy="1605085"/>
                     </a:xfrm>
                     <a:prstGeom prst="rect">
                       <a:avLst/>
@@ -9629,6 +10117,46 @@
         </w:drawing>
       </w:r>
     </w:p>
+    <w:p>
+      <w:pPr>
+        <w:spacing w:before="0" w:after="0"/>
+      </w:pPr>
+    </w:p>
+    <w:p>
+      <w:pPr>
+        <w:spacing w:before="0" w:after="0"/>
+      </w:pPr>
+    </w:p>
+    <w:p>
+      <w:pPr>
+        <w:spacing w:before="0" w:after="0"/>
+      </w:pPr>
+    </w:p>
+    <w:p>
+      <w:pPr>
+        <w:spacing w:before="0" w:after="0"/>
+      </w:pPr>
+    </w:p>
+    <w:p>
+      <w:pPr>
+        <w:spacing w:before="0" w:after="0"/>
+      </w:pPr>
+    </w:p>
+    <w:p>
+      <w:pPr>
+        <w:spacing w:before="0" w:after="0"/>
+      </w:pPr>
+    </w:p>
+    <w:p>
+      <w:pPr>
+        <w:spacing w:before="0" w:after="0"/>
+      </w:pPr>
+    </w:p>
+    <w:p>
+      <w:pPr>
+        <w:spacing w:before="0" w:after="0"/>
+      </w:pPr>
+    </w:p>
     <w:bookmarkEnd w:id="80"/>
     <w:bookmarkStart w:id="96" w:name="第-19-题"/>
     <w:p>
@@ -9940,7 +10468,7 @@
         </w:rPr>
         <w:drawing>
           <wp:inline>
-            <wp:extent cx="1800000" cy="2080733"/>
+            <wp:extent cx="1800000" cy="2018692"/>
             <wp:effectExtent b="0" l="0" r="0" t="0"/>
             <wp:docPr descr="" title="" id="82" name="Picture"/>
             <a:graphic>
@@ -9961,7 +10489,7 @@
                   <pic:spPr bwMode="auto">
                     <a:xfrm>
                       <a:off x="0" y="0"/>
-                      <a:ext cx="1800000" cy="2080733"/>
+                      <a:ext cx="1800000" cy="2018692"/>
                     </a:xfrm>
                     <a:prstGeom prst="rect">
                       <a:avLst/>
@@ -10010,7 +10538,7 @@
         </w:rPr>
         <w:drawing>
           <wp:inline>
-            <wp:extent cx="2019300" cy="1562100"/>
+            <wp:extent cx="2019300" cy="1536700"/>
             <wp:effectExtent b="0" l="0" r="0" t="0"/>
             <wp:docPr descr="" title="" id="85" name="Picture"/>
             <a:graphic>
@@ -10031,7 +10559,7 @@
                   <pic:spPr bwMode="auto">
                     <a:xfrm>
                       <a:off x="0" y="0"/>
-                      <a:ext cx="2019300" cy="1562100"/>
+                      <a:ext cx="2019300" cy="1536700"/>
                     </a:xfrm>
                     <a:prstGeom prst="rect">
                       <a:avLst/>
@@ -10080,7 +10608,7 @@
         </w:rPr>
         <w:drawing>
           <wp:inline>
-            <wp:extent cx="1841500" cy="1625600"/>
+            <wp:extent cx="1816100" cy="1625600"/>
             <wp:effectExtent b="0" l="0" r="0" t="0"/>
             <wp:docPr descr="" title="" id="88" name="Picture"/>
             <a:graphic>
@@ -10101,7 +10629,7 @@
                   <pic:spPr bwMode="auto">
                     <a:xfrm>
                       <a:off x="0" y="0"/>
-                      <a:ext cx="1841500" cy="1625600"/>
+                      <a:ext cx="1816100" cy="1625600"/>
                     </a:xfrm>
                     <a:prstGeom prst="rect">
                       <a:avLst/>
@@ -10150,7 +10678,7 @@
         </w:rPr>
         <w:drawing>
           <wp:inline>
-            <wp:extent cx="1800000" cy="2351020"/>
+            <wp:extent cx="1708163" cy="2351020"/>
             <wp:effectExtent b="0" l="0" r="0" t="0"/>
             <wp:docPr descr="" title="" id="91" name="Picture"/>
             <a:graphic>
@@ -10171,7 +10699,7 @@
                   <pic:spPr bwMode="auto">
                     <a:xfrm>
                       <a:off x="0" y="0"/>
-                      <a:ext cx="1800000" cy="2351020"/>
+                      <a:ext cx="1708163" cy="2351020"/>
                     </a:xfrm>
                     <a:prstGeom prst="rect">
                       <a:avLst/>
@@ -10905,7 +11433,7 @@
         </w:rPr>
         <w:drawing>
           <wp:inline>
-            <wp:extent cx="3600000" cy="1017247"/>
+            <wp:extent cx="3600000" cy="1012500"/>
             <wp:effectExtent b="0" l="0" r="0" t="0"/>
             <wp:docPr descr="" title="" id="94" name="Picture"/>
             <a:graphic>
@@ -10926,7 +11454,7 @@
                   <pic:spPr bwMode="auto">
                     <a:xfrm>
                       <a:off x="0" y="0"/>
-                      <a:ext cx="3600000" cy="1017247"/>
+                      <a:ext cx="3600000" cy="1012500"/>
                     </a:xfrm>
                     <a:prstGeom prst="rect">
                       <a:avLst/>
@@ -10983,6 +11511,46 @@
         <w:t>）</w:t>
       </w:r>
     </w:p>
+    <w:p>
+      <w:pPr>
+        <w:spacing w:before="0" w:after="0"/>
+      </w:pPr>
+    </w:p>
+    <w:p>
+      <w:pPr>
+        <w:spacing w:before="0" w:after="0"/>
+      </w:pPr>
+    </w:p>
+    <w:p>
+      <w:pPr>
+        <w:spacing w:before="0" w:after="0"/>
+      </w:pPr>
+    </w:p>
+    <w:p>
+      <w:pPr>
+        <w:spacing w:before="0" w:after="0"/>
+      </w:pPr>
+    </w:p>
+    <w:p>
+      <w:pPr>
+        <w:spacing w:before="0" w:after="0"/>
+      </w:pPr>
+    </w:p>
+    <w:p>
+      <w:pPr>
+        <w:spacing w:before="0" w:after="0"/>
+      </w:pPr>
+    </w:p>
+    <w:p>
+      <w:pPr>
+        <w:spacing w:before="0" w:after="0"/>
+      </w:pPr>
+    </w:p>
+    <w:p>
+      <w:pPr>
+        <w:spacing w:before="0" w:after="0"/>
+      </w:pPr>
+    </w:p>
     <w:bookmarkEnd w:id="97"/>
     <w:bookmarkStart w:id="98" w:name="第-20-题"/>
     <w:p>
@@ -11565,6 +12133,46 @@
         </w:rPr>
         <w:t>。</w:t>
       </w:r>
+    </w:p>
+    <w:p>
+      <w:pPr>
+        <w:spacing w:before="0" w:after="0"/>
+      </w:pPr>
+    </w:p>
+    <w:p>
+      <w:pPr>
+        <w:spacing w:before="0" w:after="0"/>
+      </w:pPr>
+    </w:p>
+    <w:p>
+      <w:pPr>
+        <w:spacing w:before="0" w:after="0"/>
+      </w:pPr>
+    </w:p>
+    <w:p>
+      <w:pPr>
+        <w:spacing w:before="0" w:after="0"/>
+      </w:pPr>
+    </w:p>
+    <w:p>
+      <w:pPr>
+        <w:spacing w:before="0" w:after="0"/>
+      </w:pPr>
+    </w:p>
+    <w:p>
+      <w:pPr>
+        <w:spacing w:before="0" w:after="0"/>
+      </w:pPr>
+    </w:p>
+    <w:p>
+      <w:pPr>
+        <w:spacing w:before="0" w:after="0"/>
+      </w:pPr>
+    </w:p>
+    <w:p>
+      <w:pPr>
+        <w:spacing w:before="0" w:after="0"/>
+      </w:pPr>
     </w:p>
     <w:bookmarkEnd w:id="98"/>
     <w:bookmarkStart w:id="99" w:name="第-21-题"/>
@@ -14335,6 +14943,46 @@
         </w:rPr>
         <w:t xml:space="preserve">M）</w:t>
       </w:r>
+    </w:p>
+    <w:p>
+      <w:pPr>
+        <w:spacing w:before="0" w:after="0"/>
+      </w:pPr>
+    </w:p>
+    <w:p>
+      <w:pPr>
+        <w:spacing w:before="0" w:after="0"/>
+      </w:pPr>
+    </w:p>
+    <w:p>
+      <w:pPr>
+        <w:spacing w:before="0" w:after="0"/>
+      </w:pPr>
+    </w:p>
+    <w:p>
+      <w:pPr>
+        <w:spacing w:before="0" w:after="0"/>
+      </w:pPr>
+    </w:p>
+    <w:p>
+      <w:pPr>
+        <w:spacing w:before="0" w:after="0"/>
+      </w:pPr>
+    </w:p>
+    <w:p>
+      <w:pPr>
+        <w:spacing w:before="0" w:after="0"/>
+      </w:pPr>
+    </w:p>
+    <w:p>
+      <w:pPr>
+        <w:spacing w:before="0" w:after="0"/>
+      </w:pPr>
+    </w:p>
+    <w:p>
+      <w:pPr>
+        <w:spacing w:before="0" w:after="0"/>
+      </w:pPr>
     </w:p>
     <w:bookmarkEnd w:id="99"/>
     <w:bookmarkStart w:id="100" w:name="第-22-题"/>
@@ -15629,6 +16277,46 @@
         <w:t xml:space="preserve">0.20）。</w:t>
       </w:r>
     </w:p>
+    <w:p>
+      <w:pPr>
+        <w:spacing w:before="0" w:after="0"/>
+      </w:pPr>
+    </w:p>
+    <w:p>
+      <w:pPr>
+        <w:spacing w:before="0" w:after="0"/>
+      </w:pPr>
+    </w:p>
+    <w:p>
+      <w:pPr>
+        <w:spacing w:before="0" w:after="0"/>
+      </w:pPr>
+    </w:p>
+    <w:p>
+      <w:pPr>
+        <w:spacing w:before="0" w:after="0"/>
+      </w:pPr>
+    </w:p>
+    <w:p>
+      <w:pPr>
+        <w:spacing w:before="0" w:after="0"/>
+      </w:pPr>
+    </w:p>
+    <w:p>
+      <w:pPr>
+        <w:spacing w:before="0" w:after="0"/>
+      </w:pPr>
+    </w:p>
+    <w:p>
+      <w:pPr>
+        <w:spacing w:before="0" w:after="0"/>
+      </w:pPr>
+    </w:p>
+    <w:p>
+      <w:pPr>
+        <w:spacing w:before="0" w:after="0"/>
+      </w:pPr>
+    </w:p>
     <w:bookmarkEnd w:id="100"/>
     <w:bookmarkStart w:id="101" w:name="第-23-题"/>
     <w:p>
@@ -16243,6 +16931,46 @@
         </w:rPr>
         <w:t>。</w:t>
       </w:r>
+    </w:p>
+    <w:p>
+      <w:pPr>
+        <w:spacing w:before="0" w:after="0"/>
+      </w:pPr>
+    </w:p>
+    <w:p>
+      <w:pPr>
+        <w:spacing w:before="0" w:after="0"/>
+      </w:pPr>
+    </w:p>
+    <w:p>
+      <w:pPr>
+        <w:spacing w:before="0" w:after="0"/>
+      </w:pPr>
+    </w:p>
+    <w:p>
+      <w:pPr>
+        <w:spacing w:before="0" w:after="0"/>
+      </w:pPr>
+    </w:p>
+    <w:p>
+      <w:pPr>
+        <w:spacing w:before="0" w:after="0"/>
+      </w:pPr>
+    </w:p>
+    <w:p>
+      <w:pPr>
+        <w:spacing w:before="0" w:after="0"/>
+      </w:pPr>
+    </w:p>
+    <w:p>
+      <w:pPr>
+        <w:spacing w:before="0" w:after="0"/>
+      </w:pPr>
+    </w:p>
+    <w:p>
+      <w:pPr>
+        <w:spacing w:before="0" w:after="0"/>
+      </w:pPr>
     </w:p>
     <w:p>
       <w:pPr>

--- a/00-首页/题组Word/专项卷/省预赛专项卷I-学生版.docx
+++ b/00-首页/题组Word/专项卷/省预赛专项卷I-学生版.docx
@@ -202,8 +202,8 @@
     <w:p>
       <w:pPr>
         <w:pStyle w:val="BodyText"/>
+        <w:spacing w:before="0" w:after="0"/>
         <w:ind w:left="480" w:hanging="480"/>
-        <w:spacing w:after="0"/>
       </w:pPr>
       <w:r>
         <w:rPr>
@@ -301,14 +301,39 @@
     <w:p>
       <w:pPr>
         <w:pStyle w:val="BodyText"/>
+        <w:spacing w:before="0" w:after="0"/>
         <w:ind w:left="480" w:hanging="480"/>
+      </w:pPr>
+      <w:r>
+        <w:rPr>
+          <w:rFonts w:ascii="Times New Roman" w:hAnsi="Times New Roman" w:eastAsia="Times New Roman" w:cs="Times New Roman"/>
+        </w:rPr>
+        <w:t xml:space="preserve">A. 3200 </w:t>
+      </w:r>
+      <w:r>
+        <w:rPr>
+          <w:rFonts w:hint="eastAsia" w:ascii="Times New Roman" w:hAnsi="Times New Roman" w:eastAsia="FangSong" w:cs="Times New Roman"/>
+        </w:rPr>
+        <w:t xml:space="preserve">年</w:t>
+      </w:r>
+      <w:r>
+        <w:rPr>
+          <w:rFonts w:ascii="Times New Roman" w:hAnsi="Times New Roman" w:eastAsia="Times New Roman" w:cs="Times New Roman"/>
+        </w:rPr>
+        <w:t xml:space="preserve">　　</w:t>
+      </w:r>
+    </w:p>
+    <w:p>
+      <w:pPr>
+        <w:pStyle w:val="BodyText"/>
         <w:spacing w:before="0" w:after="0"/>
-      </w:pPr>
-      <w:r>
-        <w:rPr>
-          <w:rFonts w:ascii="Times New Roman" w:hAnsi="Times New Roman" w:eastAsia="Times New Roman" w:cs="Times New Roman"/>
-        </w:rPr>
-        <w:t xml:space="preserve">A. 3200 </w:t>
+        <w:ind w:left="480" w:hanging="480"/>
+      </w:pPr>
+      <w:r>
+        <w:rPr>
+          <w:rFonts w:ascii="Times New Roman" w:hAnsi="Times New Roman" w:eastAsia="Times New Roman" w:cs="Times New Roman"/>
+        </w:rPr>
+        <w:t xml:space="preserve">B. 1600 </w:t>
       </w:r>
       <w:r>
         <w:rPr>
@@ -326,58 +351,33 @@
     <w:p>
       <w:pPr>
         <w:pStyle w:val="BodyText"/>
+        <w:spacing w:before="0" w:after="0"/>
         <w:ind w:left="480" w:hanging="480"/>
+      </w:pPr>
+      <w:r>
+        <w:rPr>
+          <w:rFonts w:ascii="Times New Roman" w:hAnsi="Times New Roman" w:eastAsia="Times New Roman" w:cs="Times New Roman"/>
+        </w:rPr>
+        <w:t xml:space="preserve">C. 800 </w:t>
+      </w:r>
+      <w:r>
+        <w:rPr>
+          <w:rFonts w:hint="eastAsia" w:ascii="Times New Roman" w:hAnsi="Times New Roman" w:eastAsia="FangSong" w:cs="Times New Roman"/>
+        </w:rPr>
+        <w:t xml:space="preserve">年</w:t>
+      </w:r>
+      <w:r>
+        <w:rPr>
+          <w:rFonts w:ascii="Times New Roman" w:hAnsi="Times New Roman" w:eastAsia="Times New Roman" w:cs="Times New Roman"/>
+        </w:rPr>
+        <w:t xml:space="preserve">　　</w:t>
+      </w:r>
+    </w:p>
+    <w:p>
+      <w:pPr>
+        <w:pStyle w:val="BodyText"/>
         <w:spacing w:before="0" w:after="0"/>
-      </w:pPr>
-      <w:r>
-        <w:rPr>
-          <w:rFonts w:ascii="Times New Roman" w:hAnsi="Times New Roman" w:eastAsia="Times New Roman" w:cs="Times New Roman"/>
-        </w:rPr>
-        <w:t xml:space="preserve">B. 1600 </w:t>
-      </w:r>
-      <w:r>
-        <w:rPr>
-          <w:rFonts w:hint="eastAsia" w:ascii="Times New Roman" w:hAnsi="Times New Roman" w:eastAsia="FangSong" w:cs="Times New Roman"/>
-        </w:rPr>
-        <w:t xml:space="preserve">年</w:t>
-      </w:r>
-      <w:r>
-        <w:rPr>
-          <w:rFonts w:ascii="Times New Roman" w:hAnsi="Times New Roman" w:eastAsia="Times New Roman" w:cs="Times New Roman"/>
-        </w:rPr>
-        <w:t xml:space="preserve">　　</w:t>
-      </w:r>
-    </w:p>
-    <w:p>
-      <w:pPr>
-        <w:pStyle w:val="BodyText"/>
         <w:ind w:left="480" w:hanging="480"/>
-        <w:spacing w:before="0" w:after="0"/>
-      </w:pPr>
-      <w:r>
-        <w:rPr>
-          <w:rFonts w:ascii="Times New Roman" w:hAnsi="Times New Roman" w:eastAsia="Times New Roman" w:cs="Times New Roman"/>
-        </w:rPr>
-        <w:t xml:space="preserve">C. 800 </w:t>
-      </w:r>
-      <w:r>
-        <w:rPr>
-          <w:rFonts w:hint="eastAsia" w:ascii="Times New Roman" w:hAnsi="Times New Roman" w:eastAsia="FangSong" w:cs="Times New Roman"/>
-        </w:rPr>
-        <w:t xml:space="preserve">年</w:t>
-      </w:r>
-      <w:r>
-        <w:rPr>
-          <w:rFonts w:ascii="Times New Roman" w:hAnsi="Times New Roman" w:eastAsia="Times New Roman" w:cs="Times New Roman"/>
-        </w:rPr>
-        <w:t xml:space="preserve">　　</w:t>
-      </w:r>
-    </w:p>
-    <w:p>
-      <w:pPr>
-        <w:pStyle w:val="BodyText"/>
-        <w:ind w:left="480" w:hanging="480"/>
-        <w:spacing w:before="0" w:after="180"/>
       </w:pPr>
       <w:r>
         <w:rPr>
@@ -545,8 +545,8 @@
     <w:p>
       <w:pPr>
         <w:pStyle w:val="BodyText"/>
+        <w:spacing w:before="0" w:after="0"/>
         <w:ind w:left="480" w:hanging="480"/>
-        <w:spacing w:after="0"/>
       </w:pPr>
       <w:r>
         <w:rPr>
@@ -582,40 +582,201 @@
     <w:p>
       <w:pPr>
         <w:pStyle w:val="BodyText"/>
+        <w:spacing w:before="0" w:after="0"/>
         <w:ind w:left="480" w:hanging="480"/>
+      </w:pPr>
+      <w:r>
+        <w:rPr>
+          <w:rFonts w:ascii="Times New Roman" w:hAnsi="Times New Roman" w:eastAsia="Times New Roman" w:cs="Times New Roman"/>
+        </w:rPr>
+        <w:t>A. CaC</w:t>
+      </w:r>
+      <w:r>
+        <w:rPr>
+          <w:rFonts w:ascii="Times New Roman" w:hAnsi="Times New Roman" w:eastAsia="Times New Roman" w:cs="Times New Roman"/>
+          <w:vertAlign w:val="subscript"/>
+        </w:rPr>
+        <w:t>2</w:t>
+      </w:r>
+      <w:r>
+        <w:rPr>
+          <w:rFonts w:ascii="Times New Roman" w:hAnsi="Times New Roman" w:eastAsia="Times New Roman" w:cs="Times New Roman"/>
+        </w:rPr>
+        <w:t xml:space="preserve"> + 2 H</w:t>
+      </w:r>
+      <w:r>
+        <w:rPr>
+          <w:rFonts w:ascii="Times New Roman" w:hAnsi="Times New Roman" w:eastAsia="Times New Roman" w:cs="Times New Roman"/>
+          <w:vertAlign w:val="subscript"/>
+        </w:rPr>
+        <w:t>2</w:t>
+      </w:r>
+      <w:r>
+        <w:rPr>
+          <w:rFonts w:ascii="Times New Roman" w:hAnsi="Times New Roman" w:eastAsia="Times New Roman" w:cs="Times New Roman"/>
+        </w:rPr>
+        <w:t>O → Ca(OH)</w:t>
+      </w:r>
+      <w:r>
+        <w:rPr>
+          <w:rFonts w:ascii="Times New Roman" w:hAnsi="Times New Roman" w:eastAsia="Times New Roman" w:cs="Times New Roman"/>
+          <w:vertAlign w:val="subscript"/>
+        </w:rPr>
+        <w:t>2</w:t>
+      </w:r>
+      <w:r>
+        <w:rPr>
+          <w:rFonts w:ascii="Times New Roman" w:hAnsi="Times New Roman" w:eastAsia="Times New Roman" w:cs="Times New Roman"/>
+        </w:rPr>
+        <w:t xml:space="preserve"> + C</w:t>
+      </w:r>
+      <w:r>
+        <w:rPr>
+          <w:rFonts w:ascii="Times New Roman" w:hAnsi="Times New Roman" w:eastAsia="Times New Roman" w:cs="Times New Roman"/>
+          <w:vertAlign w:val="subscript"/>
+        </w:rPr>
+        <w:t>2</w:t>
+      </w:r>
+      <w:r>
+        <w:rPr>
+          <w:rFonts w:ascii="Times New Roman" w:hAnsi="Times New Roman" w:eastAsia="Times New Roman" w:cs="Times New Roman"/>
+        </w:rPr>
+        <w:t>H</w:t>
+      </w:r>
+      <w:r>
+        <w:rPr>
+          <w:rFonts w:ascii="Times New Roman" w:hAnsi="Times New Roman" w:eastAsia="Times New Roman" w:cs="Times New Roman"/>
+          <w:vertAlign w:val="subscript"/>
+        </w:rPr>
+        <w:t>2</w:t>
+      </w:r>
+      <w:r>
+        <w:rPr>
+          <w:rFonts w:ascii="Times New Roman" w:hAnsi="Times New Roman" w:eastAsia="Times New Roman" w:cs="Times New Roman"/>
+        </w:rPr>
+        <w:t xml:space="preserve"> </w:t>
+      </w:r>
+      <w:r>
+        <w:rPr>
+          <w:rFonts w:ascii="Times New Roman" w:hAnsi="Times New Roman" w:eastAsia="Times New Roman" w:cs="Times New Roman"/>
+        </w:rPr>
+        <w:t>- </w:t>
+      </w:r>
+    </w:p>
+    <w:p>
+      <w:pPr>
+        <w:pStyle w:val="BodyText"/>
         <w:spacing w:before="0" w:after="0"/>
-      </w:pPr>
-      <w:r>
-        <w:rPr>
-          <w:rFonts w:ascii="Times New Roman" w:hAnsi="Times New Roman" w:eastAsia="Times New Roman" w:cs="Times New Roman"/>
-        </w:rPr>
-        <w:t>A. CaC</w:t>
+        <w:ind w:left="480" w:hanging="480"/>
+      </w:pPr>
+      <w:r>
+        <w:rPr>
+          <w:rFonts w:ascii="Times New Roman" w:hAnsi="Times New Roman" w:eastAsia="Times New Roman" w:cs="Times New Roman"/>
+        </w:rPr>
+        <w:t>B. SiCl</w:t>
       </w:r>
       <w:r>
         <w:rPr>
           <w:rFonts w:ascii="Times New Roman" w:hAnsi="Times New Roman" w:eastAsia="Times New Roman" w:cs="Times New Roman"/>
           <w:vertAlign w:val="subscript"/>
         </w:rPr>
+        <w:t>4</w:t>
+      </w:r>
+      <w:r>
+        <w:rPr>
+          <w:rFonts w:ascii="Times New Roman" w:hAnsi="Times New Roman" w:eastAsia="Times New Roman" w:cs="Times New Roman"/>
+        </w:rPr>
+        <w:t xml:space="preserve"> + 8 NH</w:t>
+      </w:r>
+      <w:r>
+        <w:rPr>
+          <w:rFonts w:ascii="Times New Roman" w:hAnsi="Times New Roman" w:eastAsia="Times New Roman" w:cs="Times New Roman"/>
+          <w:vertAlign w:val="subscript"/>
+        </w:rPr>
+        <w:t>3</w:t>
+      </w:r>
+      <w:r>
+        <w:rPr>
+          <w:rFonts w:ascii="Times New Roman" w:hAnsi="Times New Roman" w:eastAsia="Times New Roman" w:cs="Times New Roman"/>
+        </w:rPr>
+        <w:t>(l) → Si(NH</w:t>
+      </w:r>
+      <w:r>
+        <w:rPr>
+          <w:rFonts w:ascii="Times New Roman" w:hAnsi="Times New Roman" w:eastAsia="Times New Roman" w:cs="Times New Roman"/>
+          <w:vertAlign w:val="subscript"/>
+        </w:rPr>
         <w:t>2</w:t>
       </w:r>
       <w:r>
         <w:rPr>
           <w:rFonts w:ascii="Times New Roman" w:hAnsi="Times New Roman" w:eastAsia="Times New Roman" w:cs="Times New Roman"/>
         </w:rPr>
-        <w:t xml:space="preserve"> + 2 H</w:t>
+        <w:t>)</w:t>
       </w:r>
       <w:r>
         <w:rPr>
           <w:rFonts w:ascii="Times New Roman" w:hAnsi="Times New Roman" w:eastAsia="Times New Roman" w:cs="Times New Roman"/>
           <w:vertAlign w:val="subscript"/>
         </w:rPr>
+        <w:t>4</w:t>
+      </w:r>
+      <w:r>
+        <w:rPr>
+          <w:rFonts w:ascii="Times New Roman" w:hAnsi="Times New Roman" w:eastAsia="Times New Roman" w:cs="Times New Roman"/>
+        </w:rPr>
+        <w:t xml:space="preserve"> + 4 NH</w:t>
+      </w:r>
+      <w:r>
+        <w:rPr>
+          <w:rFonts w:ascii="Times New Roman" w:hAnsi="Times New Roman" w:eastAsia="Times New Roman" w:cs="Times New Roman"/>
+          <w:vertAlign w:val="subscript"/>
+        </w:rPr>
+        <w:t>4</w:t>
+      </w:r>
+      <w:r>
+        <w:rPr>
+          <w:rFonts w:ascii="Times New Roman" w:hAnsi="Times New Roman" w:eastAsia="Times New Roman" w:cs="Times New Roman"/>
+        </w:rPr>
+        <w:t>Cl</w:t>
+      </w:r>
+      <w:r>
+        <w:rPr>
+          <w:rFonts w:ascii="Times New Roman" w:hAnsi="Times New Roman" w:eastAsia="Times New Roman" w:cs="Times New Roman"/>
+        </w:rPr>
+        <w:t xml:space="preserve"> </w:t>
+      </w:r>
+      <w:r>
+        <w:rPr>
+          <w:rFonts w:ascii="Times New Roman" w:hAnsi="Times New Roman" w:eastAsia="Times New Roman" w:cs="Times New Roman"/>
+        </w:rPr>
+        <w:t>- </w:t>
+      </w:r>
+    </w:p>
+    <w:p>
+      <w:pPr>
+        <w:pStyle w:val="BodyText"/>
+        <w:spacing w:before="0" w:after="0"/>
+        <w:ind w:left="480" w:hanging="480"/>
+      </w:pPr>
+      <w:r>
+        <w:rPr>
+          <w:rFonts w:ascii="Times New Roman" w:hAnsi="Times New Roman" w:eastAsia="Times New Roman" w:cs="Times New Roman"/>
+        </w:rPr>
+        <w:t>C. NaH + H</w:t>
+      </w:r>
+      <w:r>
+        <w:rPr>
+          <w:rFonts w:ascii="Times New Roman" w:hAnsi="Times New Roman" w:eastAsia="Times New Roman" w:cs="Times New Roman"/>
+          <w:vertAlign w:val="subscript"/>
+        </w:rPr>
         <w:t>2</w:t>
       </w:r>
       <w:r>
         <w:rPr>
           <w:rFonts w:ascii="Times New Roman" w:hAnsi="Times New Roman" w:eastAsia="Times New Roman" w:cs="Times New Roman"/>
         </w:rPr>
-        <w:t>O → Ca(OH)</w:t>
+        <w:t>O → NaOH + H</w:t>
       </w:r>
       <w:r>
         <w:rPr>
@@ -628,32 +789,6 @@
         <w:rPr>
           <w:rFonts w:ascii="Times New Roman" w:hAnsi="Times New Roman" w:eastAsia="Times New Roman" w:cs="Times New Roman"/>
         </w:rPr>
-        <w:t xml:space="preserve"> + C</w:t>
-      </w:r>
-      <w:r>
-        <w:rPr>
-          <w:rFonts w:ascii="Times New Roman" w:hAnsi="Times New Roman" w:eastAsia="Times New Roman" w:cs="Times New Roman"/>
-          <w:vertAlign w:val="subscript"/>
-        </w:rPr>
-        <w:t>2</w:t>
-      </w:r>
-      <w:r>
-        <w:rPr>
-          <w:rFonts w:ascii="Times New Roman" w:hAnsi="Times New Roman" w:eastAsia="Times New Roman" w:cs="Times New Roman"/>
-        </w:rPr>
-        <w:t>H</w:t>
-      </w:r>
-      <w:r>
-        <w:rPr>
-          <w:rFonts w:ascii="Times New Roman" w:hAnsi="Times New Roman" w:eastAsia="Times New Roman" w:cs="Times New Roman"/>
-          <w:vertAlign w:val="subscript"/>
-        </w:rPr>
-        <w:t>2</w:t>
-      </w:r>
-      <w:r>
-        <w:rPr>
-          <w:rFonts w:ascii="Times New Roman" w:hAnsi="Times New Roman" w:eastAsia="Times New Roman" w:cs="Times New Roman"/>
-        </w:rPr>
         <w:t xml:space="preserve"> </w:t>
       </w:r>
       <w:r>
@@ -666,143 +801,8 @@
     <w:p>
       <w:pPr>
         <w:pStyle w:val="BodyText"/>
+        <w:spacing w:before="0" w:after="0"/>
         <w:ind w:left="480" w:hanging="480"/>
-        <w:spacing w:before="0" w:after="0"/>
-      </w:pPr>
-      <w:r>
-        <w:rPr>
-          <w:rFonts w:ascii="Times New Roman" w:hAnsi="Times New Roman" w:eastAsia="Times New Roman" w:cs="Times New Roman"/>
-        </w:rPr>
-        <w:t>B. SiCl</w:t>
-      </w:r>
-      <w:r>
-        <w:rPr>
-          <w:rFonts w:ascii="Times New Roman" w:hAnsi="Times New Roman" w:eastAsia="Times New Roman" w:cs="Times New Roman"/>
-          <w:vertAlign w:val="subscript"/>
-        </w:rPr>
-        <w:t>4</w:t>
-      </w:r>
-      <w:r>
-        <w:rPr>
-          <w:rFonts w:ascii="Times New Roman" w:hAnsi="Times New Roman" w:eastAsia="Times New Roman" w:cs="Times New Roman"/>
-        </w:rPr>
-        <w:t xml:space="preserve"> + 8 NH</w:t>
-      </w:r>
-      <w:r>
-        <w:rPr>
-          <w:rFonts w:ascii="Times New Roman" w:hAnsi="Times New Roman" w:eastAsia="Times New Roman" w:cs="Times New Roman"/>
-          <w:vertAlign w:val="subscript"/>
-        </w:rPr>
-        <w:t>3</w:t>
-      </w:r>
-      <w:r>
-        <w:rPr>
-          <w:rFonts w:ascii="Times New Roman" w:hAnsi="Times New Roman" w:eastAsia="Times New Roman" w:cs="Times New Roman"/>
-        </w:rPr>
-        <w:t>(l) → Si(NH</w:t>
-      </w:r>
-      <w:r>
-        <w:rPr>
-          <w:rFonts w:ascii="Times New Roman" w:hAnsi="Times New Roman" w:eastAsia="Times New Roman" w:cs="Times New Roman"/>
-          <w:vertAlign w:val="subscript"/>
-        </w:rPr>
-        <w:t>2</w:t>
-      </w:r>
-      <w:r>
-        <w:rPr>
-          <w:rFonts w:ascii="Times New Roman" w:hAnsi="Times New Roman" w:eastAsia="Times New Roman" w:cs="Times New Roman"/>
-        </w:rPr>
-        <w:t>)</w:t>
-      </w:r>
-      <w:r>
-        <w:rPr>
-          <w:rFonts w:ascii="Times New Roman" w:hAnsi="Times New Roman" w:eastAsia="Times New Roman" w:cs="Times New Roman"/>
-          <w:vertAlign w:val="subscript"/>
-        </w:rPr>
-        <w:t>4</w:t>
-      </w:r>
-      <w:r>
-        <w:rPr>
-          <w:rFonts w:ascii="Times New Roman" w:hAnsi="Times New Roman" w:eastAsia="Times New Roman" w:cs="Times New Roman"/>
-        </w:rPr>
-        <w:t xml:space="preserve"> + 4 NH</w:t>
-      </w:r>
-      <w:r>
-        <w:rPr>
-          <w:rFonts w:ascii="Times New Roman" w:hAnsi="Times New Roman" w:eastAsia="Times New Roman" w:cs="Times New Roman"/>
-          <w:vertAlign w:val="subscript"/>
-        </w:rPr>
-        <w:t>4</w:t>
-      </w:r>
-      <w:r>
-        <w:rPr>
-          <w:rFonts w:ascii="Times New Roman" w:hAnsi="Times New Roman" w:eastAsia="Times New Roman" w:cs="Times New Roman"/>
-        </w:rPr>
-        <w:t>Cl</w:t>
-      </w:r>
-      <w:r>
-        <w:rPr>
-          <w:rFonts w:ascii="Times New Roman" w:hAnsi="Times New Roman" w:eastAsia="Times New Roman" w:cs="Times New Roman"/>
-        </w:rPr>
-        <w:t xml:space="preserve"> </w:t>
-      </w:r>
-      <w:r>
-        <w:rPr>
-          <w:rFonts w:ascii="Times New Roman" w:hAnsi="Times New Roman" w:eastAsia="Times New Roman" w:cs="Times New Roman"/>
-        </w:rPr>
-        <w:t>- </w:t>
-      </w:r>
-    </w:p>
-    <w:p>
-      <w:pPr>
-        <w:pStyle w:val="BodyText"/>
-        <w:ind w:left="480" w:hanging="480"/>
-        <w:spacing w:before="0" w:after="0"/>
-      </w:pPr>
-      <w:r>
-        <w:rPr>
-          <w:rFonts w:ascii="Times New Roman" w:hAnsi="Times New Roman" w:eastAsia="Times New Roman" w:cs="Times New Roman"/>
-        </w:rPr>
-        <w:t>C. NaH + H</w:t>
-      </w:r>
-      <w:r>
-        <w:rPr>
-          <w:rFonts w:ascii="Times New Roman" w:hAnsi="Times New Roman" w:eastAsia="Times New Roman" w:cs="Times New Roman"/>
-          <w:vertAlign w:val="subscript"/>
-        </w:rPr>
-        <w:t>2</w:t>
-      </w:r>
-      <w:r>
-        <w:rPr>
-          <w:rFonts w:ascii="Times New Roman" w:hAnsi="Times New Roman" w:eastAsia="Times New Roman" w:cs="Times New Roman"/>
-        </w:rPr>
-        <w:t>O → NaOH + H</w:t>
-      </w:r>
-      <w:r>
-        <w:rPr>
-          <w:rFonts w:ascii="Times New Roman" w:hAnsi="Times New Roman" w:eastAsia="Times New Roman" w:cs="Times New Roman"/>
-          <w:vertAlign w:val="subscript"/>
-        </w:rPr>
-        <w:t>2</w:t>
-      </w:r>
-      <w:r>
-        <w:rPr>
-          <w:rFonts w:ascii="Times New Roman" w:hAnsi="Times New Roman" w:eastAsia="Times New Roman" w:cs="Times New Roman"/>
-        </w:rPr>
-        <w:t xml:space="preserve"> </w:t>
-      </w:r>
-      <w:r>
-        <w:rPr>
-          <w:rFonts w:ascii="Times New Roman" w:hAnsi="Times New Roman" w:eastAsia="Times New Roman" w:cs="Times New Roman"/>
-        </w:rPr>
-        <w:t>- </w:t>
-      </w:r>
-    </w:p>
-    <w:p>
-      <w:pPr>
-        <w:pStyle w:val="BodyText"/>
-        <w:ind w:left="480" w:hanging="480"/>
-        <w:spacing w:before="0" w:after="180"/>
       </w:pPr>
       <w:r>
         <w:rPr>
@@ -1042,8 +1042,8 @@
     <w:p>
       <w:pPr>
         <w:pStyle w:val="BodyText"/>
+        <w:spacing w:before="0" w:after="0"/>
         <w:ind w:left="480" w:hanging="480"/>
-        <w:spacing w:after="0"/>
       </w:pPr>
       <w:r>
         <w:rPr>
@@ -1183,32 +1183,63 @@
     <w:p>
       <w:pPr>
         <w:pStyle w:val="BodyText"/>
+        <w:spacing w:before="0" w:after="0"/>
         <w:ind w:left="480" w:hanging="480"/>
+      </w:pPr>
+      <w:r>
+        <w:rPr>
+          <w:rFonts w:ascii="Times New Roman" w:hAnsi="Times New Roman" w:eastAsia="Times New Roman" w:cs="Times New Roman"/>
+        </w:rPr>
+        <w:t xml:space="preserve">A. ΔH </w:t>
+      </w:r>
+      <w:r>
+        <w:rPr>
+          <w:rFonts w:hint="eastAsia" w:ascii="Times New Roman" w:hAnsi="Times New Roman" w:eastAsia="FangSong" w:cs="Times New Roman"/>
+        </w:rPr>
+        <w:t xml:space="preserve">和</w:t>
+      </w:r>
+      <w:r>
+        <w:rPr>
+          <w:rFonts w:ascii="Times New Roman" w:hAnsi="Times New Roman" w:eastAsia="Times New Roman" w:cs="Times New Roman"/>
+        </w:rPr>
+        <w:t xml:space="preserve"> ΔS </w:t>
+      </w:r>
+      <w:r>
+        <w:rPr>
+          <w:rFonts w:hint="eastAsia" w:ascii="Times New Roman" w:hAnsi="Times New Roman" w:eastAsia="FangSong" w:cs="Times New Roman"/>
+        </w:rPr>
+        <w:t xml:space="preserve">均大于零</w:t>
+      </w:r>
+      <w:r>
+        <w:rPr>
+          <w:rFonts w:ascii="Times New Roman" w:hAnsi="Times New Roman" w:eastAsia="Times New Roman" w:cs="Times New Roman"/>
+        </w:rPr>
+        <w:t xml:space="preserve"> </w:t>
+      </w:r>
+      <w:r>
+        <w:rPr>
+          <w:rFonts w:ascii="Times New Roman" w:hAnsi="Times New Roman" w:eastAsia="Times New Roman" w:cs="Times New Roman"/>
+        </w:rPr>
+        <w:t xml:space="preserve">- </w:t>
+      </w:r>
+    </w:p>
+    <w:p>
+      <w:pPr>
+        <w:pStyle w:val="BodyText"/>
         <w:spacing w:before="0" w:after="0"/>
-      </w:pPr>
-      <w:r>
-        <w:rPr>
-          <w:rFonts w:ascii="Times New Roman" w:hAnsi="Times New Roman" w:eastAsia="Times New Roman" w:cs="Times New Roman"/>
-        </w:rPr>
-        <w:t xml:space="preserve">A. ΔH </w:t>
-      </w:r>
-      <w:r>
-        <w:rPr>
-          <w:rFonts w:hint="eastAsia" w:ascii="Times New Roman" w:hAnsi="Times New Roman" w:eastAsia="FangSong" w:cs="Times New Roman"/>
-        </w:rPr>
-        <w:t xml:space="preserve">和</w:t>
-      </w:r>
-      <w:r>
-        <w:rPr>
-          <w:rFonts w:ascii="Times New Roman" w:hAnsi="Times New Roman" w:eastAsia="Times New Roman" w:cs="Times New Roman"/>
-        </w:rPr>
-        <w:t xml:space="preserve"> ΔS </w:t>
-      </w:r>
-      <w:r>
-        <w:rPr>
-          <w:rFonts w:hint="eastAsia" w:ascii="Times New Roman" w:hAnsi="Times New Roman" w:eastAsia="FangSong" w:cs="Times New Roman"/>
-        </w:rPr>
-        <w:t xml:space="preserve">均大于零</w:t>
+        <w:ind w:left="480" w:hanging="480"/>
+      </w:pPr>
+      <w:r>
+        <w:rPr>
+          <w:rFonts w:ascii="Times New Roman" w:hAnsi="Times New Roman" w:eastAsia="Times New Roman" w:cs="Times New Roman"/>
+        </w:rPr>
+        <w:t xml:space="preserve">B. </w:t>
+      </w:r>
+      <w:r>
+        <w:rPr>
+          <w:rFonts w:hint="eastAsia" w:ascii="Times New Roman" w:hAnsi="Times New Roman" w:eastAsia="FangSong" w:cs="Times New Roman"/>
+        </w:rPr>
+        <w:t xml:space="preserve">熵变不可能小于零</w:t>
       </w:r>
       <w:r>
         <w:rPr>
@@ -1226,70 +1257,39 @@
     <w:p>
       <w:pPr>
         <w:pStyle w:val="BodyText"/>
+        <w:spacing w:before="0" w:after="0"/>
         <w:ind w:left="480" w:hanging="480"/>
+      </w:pPr>
+      <w:r>
+        <w:rPr>
+          <w:rFonts w:ascii="Times New Roman" w:hAnsi="Times New Roman" w:eastAsia="Times New Roman" w:cs="Times New Roman"/>
+        </w:rPr>
+        <w:t xml:space="preserve">C. ΔH </w:t>
+      </w:r>
+      <w:r>
+        <w:rPr>
+          <w:rFonts w:hint="eastAsia" w:ascii="Times New Roman" w:hAnsi="Times New Roman" w:eastAsia="FangSong" w:cs="Times New Roman"/>
+        </w:rPr>
+        <w:t xml:space="preserve">不可能小于零</w:t>
+      </w:r>
+      <w:r>
+        <w:rPr>
+          <w:rFonts w:ascii="Times New Roman" w:hAnsi="Times New Roman" w:eastAsia="Times New Roman" w:cs="Times New Roman"/>
+        </w:rPr>
+        <w:t xml:space="preserve"> </w:t>
+      </w:r>
+      <w:r>
+        <w:rPr>
+          <w:rFonts w:ascii="Times New Roman" w:hAnsi="Times New Roman" w:eastAsia="Times New Roman" w:cs="Times New Roman"/>
+        </w:rPr>
+        <w:t xml:space="preserve">- </w:t>
+      </w:r>
+    </w:p>
+    <w:p>
+      <w:pPr>
+        <w:pStyle w:val="BodyText"/>
         <w:spacing w:before="0" w:after="0"/>
-      </w:pPr>
-      <w:r>
-        <w:rPr>
-          <w:rFonts w:ascii="Times New Roman" w:hAnsi="Times New Roman" w:eastAsia="Times New Roman" w:cs="Times New Roman"/>
-        </w:rPr>
-        <w:t xml:space="preserve">B. </w:t>
-      </w:r>
-      <w:r>
-        <w:rPr>
-          <w:rFonts w:hint="eastAsia" w:ascii="Times New Roman" w:hAnsi="Times New Roman" w:eastAsia="FangSong" w:cs="Times New Roman"/>
-        </w:rPr>
-        <w:t xml:space="preserve">熵变不可能小于零</w:t>
-      </w:r>
-      <w:r>
-        <w:rPr>
-          <w:rFonts w:ascii="Times New Roman" w:hAnsi="Times New Roman" w:eastAsia="Times New Roman" w:cs="Times New Roman"/>
-        </w:rPr>
-        <w:t xml:space="preserve"> </w:t>
-      </w:r>
-      <w:r>
-        <w:rPr>
-          <w:rFonts w:ascii="Times New Roman" w:hAnsi="Times New Roman" w:eastAsia="Times New Roman" w:cs="Times New Roman"/>
-        </w:rPr>
-        <w:t xml:space="preserve">- </w:t>
-      </w:r>
-    </w:p>
-    <w:p>
-      <w:pPr>
-        <w:pStyle w:val="BodyText"/>
         <w:ind w:left="480" w:hanging="480"/>
-        <w:spacing w:before="0" w:after="0"/>
-      </w:pPr>
-      <w:r>
-        <w:rPr>
-          <w:rFonts w:ascii="Times New Roman" w:hAnsi="Times New Roman" w:eastAsia="Times New Roman" w:cs="Times New Roman"/>
-        </w:rPr>
-        <w:t xml:space="preserve">C. ΔH </w:t>
-      </w:r>
-      <w:r>
-        <w:rPr>
-          <w:rFonts w:hint="eastAsia" w:ascii="Times New Roman" w:hAnsi="Times New Roman" w:eastAsia="FangSong" w:cs="Times New Roman"/>
-        </w:rPr>
-        <w:t xml:space="preserve">不可能小于零</w:t>
-      </w:r>
-      <w:r>
-        <w:rPr>
-          <w:rFonts w:ascii="Times New Roman" w:hAnsi="Times New Roman" w:eastAsia="Times New Roman" w:cs="Times New Roman"/>
-        </w:rPr>
-        <w:t xml:space="preserve"> </w:t>
-      </w:r>
-      <w:r>
-        <w:rPr>
-          <w:rFonts w:ascii="Times New Roman" w:hAnsi="Times New Roman" w:eastAsia="Times New Roman" w:cs="Times New Roman"/>
-        </w:rPr>
-        <w:t xml:space="preserve">- </w:t>
-      </w:r>
-    </w:p>
-    <w:p>
-      <w:pPr>
-        <w:pStyle w:val="BodyText"/>
-        <w:ind w:left="480" w:hanging="480"/>
-        <w:spacing w:before="0" w:after="180"/>
       </w:pPr>
       <w:r>
         <w:rPr>
@@ -1670,6 +1670,7 @@
     <w:p>
       <w:pPr>
         <w:pStyle w:val="Compact"/>
+        <w:spacing w:before="0" w:after="0"/>
       </w:pPr>
       <w:r>
         <w:rPr>
@@ -1712,6 +1713,7 @@
     <w:p>
       <w:pPr>
         <w:pStyle w:val="Compact"/>
+        <w:spacing w:before="0" w:after="0"/>
       </w:pPr>
       <w:r>
         <w:rPr>
@@ -1741,6 +1743,7 @@
     <w:p>
       <w:pPr>
         <w:pStyle w:val="Compact"/>
+        <w:spacing w:before="0" w:after="0"/>
       </w:pPr>
       <w:r>
         <w:rPr>
@@ -1855,6 +1858,7 @@
     <w:p>
       <w:pPr>
         <w:pStyle w:val="Compact"/>
+        <w:spacing w:before="0" w:after="0"/>
       </w:pPr>
       <w:r>
         <w:rPr>
@@ -2375,6 +2379,7 @@
     <w:p>
       <w:pPr>
         <w:pStyle w:val="Compact"/>
+        <w:spacing w:before="0" w:after="0"/>
       </w:pPr>
       <w:r>
         <w:rPr>
@@ -2464,6 +2469,7 @@
     <w:p>
       <w:pPr>
         <w:pStyle w:val="Compact"/>
+        <w:spacing w:before="0" w:after="0"/>
       </w:pPr>
       <w:r>
         <w:rPr>
@@ -2530,6 +2536,7 @@
     <w:p>
       <w:pPr>
         <w:pStyle w:val="Compact"/>
+        <w:spacing w:before="0" w:after="0"/>
       </w:pPr>
       <w:r>
         <w:rPr>
@@ -2611,6 +2618,7 @@
     <w:p>
       <w:pPr>
         <w:pStyle w:val="Compact"/>
+        <w:spacing w:before="0" w:after="0"/>
       </w:pPr>
       <w:r>
         <w:rPr>
@@ -3072,6 +3080,7 @@
     <w:p>
       <w:pPr>
         <w:pStyle w:val="Compact"/>
+        <w:spacing w:before="0" w:after="0"/>
       </w:pPr>
       <w:r>
         <w:rPr>
@@ -3211,6 +3220,7 @@
     <w:p>
       <w:pPr>
         <w:pStyle w:val="Compact"/>
+        <w:spacing w:before="0" w:after="0"/>
       </w:pPr>
       <w:r>
         <w:rPr>
@@ -3384,6 +3394,7 @@
     <w:p>
       <w:pPr>
         <w:pStyle w:val="Compact"/>
+        <w:spacing w:before="0" w:after="0"/>
       </w:pPr>
       <w:r>
         <w:rPr>
@@ -3465,6 +3476,7 @@
     <w:p>
       <w:pPr>
         <w:pStyle w:val="Compact"/>
+        <w:spacing w:before="0" w:after="0"/>
       </w:pPr>
       <w:r>
         <w:rPr>
@@ -4207,6 +4219,7 @@
     <w:p>
       <w:pPr>
         <w:pStyle w:val="Compact"/>
+        <w:spacing w:before="0" w:after="0"/>
       </w:pPr>
       <w:r>
         <w:rPr>
@@ -4249,6 +4262,7 @@
     <w:p>
       <w:pPr>
         <w:pStyle w:val="Compact"/>
+        <w:spacing w:before="0" w:after="0"/>
       </w:pPr>
       <w:r>
         <w:rPr>
@@ -4302,6 +4316,7 @@
     <w:p>
       <w:pPr>
         <w:pStyle w:val="Compact"/>
+        <w:spacing w:before="0" w:after="0"/>
       </w:pPr>
       <w:r>
         <w:rPr>
@@ -4415,6 +4430,7 @@
     <w:p>
       <w:pPr>
         <w:pStyle w:val="Compact"/>
+        <w:spacing w:before="0" w:after="0"/>
       </w:pPr>
       <w:r>
         <w:rPr>
@@ -4650,8 +4666,8 @@
     <w:p>
       <w:pPr>
         <w:pStyle w:val="BodyText"/>
+        <w:spacing w:before="0" w:after="0"/>
         <w:ind w:left="480" w:hanging="480"/>
-        <w:spacing w:after="0"/>
       </w:pPr>
       <w:r>
         <w:rPr>
@@ -4701,14 +4717,39 @@
     <w:p>
       <w:pPr>
         <w:pStyle w:val="BodyText"/>
+        <w:spacing w:before="0" w:after="0"/>
         <w:ind w:left="480" w:hanging="480"/>
+      </w:pPr>
+      <w:r>
+        <w:rPr>
+          <w:rFonts w:ascii="Times New Roman" w:hAnsi="Times New Roman" w:eastAsia="Times New Roman" w:cs="Times New Roman"/>
+        </w:rPr>
+        <w:t xml:space="preserve">A. 1 </w:t>
+      </w:r>
+      <w:r>
+        <w:rPr>
+          <w:rFonts w:hint="eastAsia" w:ascii="Times New Roman" w:hAnsi="Times New Roman" w:eastAsia="FangSong" w:cs="Times New Roman"/>
+        </w:rPr>
+        <w:t xml:space="preserve">种</w:t>
+      </w:r>
+      <w:r>
+        <w:rPr>
+          <w:rFonts w:ascii="Times New Roman" w:hAnsi="Times New Roman" w:eastAsia="Times New Roman" w:cs="Times New Roman"/>
+        </w:rPr>
+        <w:t xml:space="preserve">　　</w:t>
+      </w:r>
+    </w:p>
+    <w:p>
+      <w:pPr>
+        <w:pStyle w:val="BodyText"/>
         <w:spacing w:before="0" w:after="0"/>
-      </w:pPr>
-      <w:r>
-        <w:rPr>
-          <w:rFonts w:ascii="Times New Roman" w:hAnsi="Times New Roman" w:eastAsia="Times New Roman" w:cs="Times New Roman"/>
-        </w:rPr>
-        <w:t xml:space="preserve">A. 1 </w:t>
+        <w:ind w:left="480" w:hanging="480"/>
+      </w:pPr>
+      <w:r>
+        <w:rPr>
+          <w:rFonts w:ascii="Times New Roman" w:hAnsi="Times New Roman" w:eastAsia="Times New Roman" w:cs="Times New Roman"/>
+        </w:rPr>
+        <w:t xml:space="preserve">B. 2 </w:t>
       </w:r>
       <w:r>
         <w:rPr>
@@ -4726,58 +4767,33 @@
     <w:p>
       <w:pPr>
         <w:pStyle w:val="BodyText"/>
+        <w:spacing w:before="0" w:after="0"/>
         <w:ind w:left="480" w:hanging="480"/>
+      </w:pPr>
+      <w:r>
+        <w:rPr>
+          <w:rFonts w:ascii="Times New Roman" w:hAnsi="Times New Roman" w:eastAsia="Times New Roman" w:cs="Times New Roman"/>
+        </w:rPr>
+        <w:t xml:space="preserve">C. 3 </w:t>
+      </w:r>
+      <w:r>
+        <w:rPr>
+          <w:rFonts w:hint="eastAsia" w:ascii="Times New Roman" w:hAnsi="Times New Roman" w:eastAsia="FangSong" w:cs="Times New Roman"/>
+        </w:rPr>
+        <w:t xml:space="preserve">种</w:t>
+      </w:r>
+      <w:r>
+        <w:rPr>
+          <w:rFonts w:ascii="Times New Roman" w:hAnsi="Times New Roman" w:eastAsia="Times New Roman" w:cs="Times New Roman"/>
+        </w:rPr>
+        <w:t xml:space="preserve">　　</w:t>
+      </w:r>
+    </w:p>
+    <w:p>
+      <w:pPr>
+        <w:pStyle w:val="BodyText"/>
         <w:spacing w:before="0" w:after="0"/>
-      </w:pPr>
-      <w:r>
-        <w:rPr>
-          <w:rFonts w:ascii="Times New Roman" w:hAnsi="Times New Roman" w:eastAsia="Times New Roman" w:cs="Times New Roman"/>
-        </w:rPr>
-        <w:t xml:space="preserve">B. 2 </w:t>
-      </w:r>
-      <w:r>
-        <w:rPr>
-          <w:rFonts w:hint="eastAsia" w:ascii="Times New Roman" w:hAnsi="Times New Roman" w:eastAsia="FangSong" w:cs="Times New Roman"/>
-        </w:rPr>
-        <w:t xml:space="preserve">种</w:t>
-      </w:r>
-      <w:r>
-        <w:rPr>
-          <w:rFonts w:ascii="Times New Roman" w:hAnsi="Times New Roman" w:eastAsia="Times New Roman" w:cs="Times New Roman"/>
-        </w:rPr>
-        <w:t xml:space="preserve">　　</w:t>
-      </w:r>
-    </w:p>
-    <w:p>
-      <w:pPr>
-        <w:pStyle w:val="BodyText"/>
         <w:ind w:left="480" w:hanging="480"/>
-        <w:spacing w:before="0" w:after="0"/>
-      </w:pPr>
-      <w:r>
-        <w:rPr>
-          <w:rFonts w:ascii="Times New Roman" w:hAnsi="Times New Roman" w:eastAsia="Times New Roman" w:cs="Times New Roman"/>
-        </w:rPr>
-        <w:t xml:space="preserve">C. 3 </w:t>
-      </w:r>
-      <w:r>
-        <w:rPr>
-          <w:rFonts w:hint="eastAsia" w:ascii="Times New Roman" w:hAnsi="Times New Roman" w:eastAsia="FangSong" w:cs="Times New Roman"/>
-        </w:rPr>
-        <w:t xml:space="preserve">种</w:t>
-      </w:r>
-      <w:r>
-        <w:rPr>
-          <w:rFonts w:ascii="Times New Roman" w:hAnsi="Times New Roman" w:eastAsia="Times New Roman" w:cs="Times New Roman"/>
-        </w:rPr>
-        <w:t xml:space="preserve">　　</w:t>
-      </w:r>
-    </w:p>
-    <w:p>
-      <w:pPr>
-        <w:pStyle w:val="BodyText"/>
-        <w:ind w:left="480" w:hanging="480"/>
-        <w:spacing w:before="0" w:after="180"/>
       </w:pPr>
       <w:r>
         <w:rPr>
@@ -5056,6 +5072,7 @@
     <w:p>
       <w:pPr>
         <w:pStyle w:val="Compact"/>
+        <w:spacing w:before="0" w:after="0"/>
       </w:pPr>
       <w:r>
         <w:rPr>
@@ -5073,6 +5090,7 @@
     <w:p>
       <w:pPr>
         <w:pStyle w:val="Compact"/>
+        <w:spacing w:before="0" w:after="0"/>
       </w:pPr>
       <w:r>
         <w:rPr>
@@ -5090,6 +5108,7 @@
     <w:p>
       <w:pPr>
         <w:pStyle w:val="Compact"/>
+        <w:spacing w:before="0" w:after="0"/>
       </w:pPr>
       <w:r>
         <w:rPr>
@@ -5119,6 +5138,7 @@
     <w:p>
       <w:pPr>
         <w:pStyle w:val="Compact"/>
+        <w:spacing w:before="0" w:after="0"/>
       </w:pPr>
       <w:r>
         <w:rPr>
@@ -5487,6 +5507,7 @@
     <w:p>
       <w:pPr>
         <w:pStyle w:val="Compact"/>
+        <w:spacing w:before="0" w:after="0"/>
       </w:pPr>
       <w:r>
         <w:rPr>
@@ -5504,6 +5525,7 @@
     <w:p>
       <w:pPr>
         <w:pStyle w:val="Compact"/>
+        <w:spacing w:before="0" w:after="0"/>
       </w:pPr>
       <w:r>
         <w:rPr>
@@ -5570,6 +5592,7 @@
     <w:p>
       <w:pPr>
         <w:pStyle w:val="Compact"/>
+        <w:spacing w:before="0" w:after="0"/>
       </w:pPr>
       <w:r>
         <w:rPr>
@@ -5671,6 +5694,7 @@
     <w:p>
       <w:pPr>
         <w:pStyle w:val="Compact"/>
+        <w:spacing w:before="0" w:after="0"/>
       </w:pPr>
       <w:r>
         <w:rPr>
@@ -5910,8 +5934,8 @@
     <w:p>
       <w:pPr>
         <w:pStyle w:val="BodyText"/>
+        <w:spacing w:before="0" w:after="0"/>
         <w:ind w:left="480" w:hanging="480"/>
-        <w:spacing w:after="0"/>
       </w:pPr>
       <w:r>
         <w:rPr>
@@ -5935,14 +5959,40 @@
     <w:p>
       <w:pPr>
         <w:pStyle w:val="BodyText"/>
+        <w:spacing w:before="0" w:after="0"/>
         <w:ind w:left="480" w:hanging="480"/>
+      </w:pPr>
+      <w:r>
+        <w:rPr>
+          <w:rFonts w:ascii="Times New Roman" w:hAnsi="Times New Roman" w:eastAsia="Times New Roman" w:cs="Times New Roman"/>
+        </w:rPr>
+        <w:t>A. CH</w:t>
+      </w:r>
+      <w:r>
+        <w:rPr>
+          <w:rFonts w:ascii="Times New Roman" w:hAnsi="Times New Roman" w:eastAsia="Times New Roman" w:cs="Times New Roman"/>
+          <w:vertAlign w:val="subscript"/>
+        </w:rPr>
+        <w:t>4</w:t>
+      </w:r>
+      <w:r>
+        <w:rPr>
+          <w:rFonts w:ascii="Times New Roman" w:hAnsi="Times New Roman" w:eastAsia="Times New Roman" w:cs="Times New Roman"/>
+        </w:rPr>
+        <w:t xml:space="preserve">　　</w:t>
+      </w:r>
+    </w:p>
+    <w:p>
+      <w:pPr>
+        <w:pStyle w:val="BodyText"/>
         <w:spacing w:before="0" w:after="0"/>
-      </w:pPr>
-      <w:r>
-        <w:rPr>
-          <w:rFonts w:ascii="Times New Roman" w:hAnsi="Times New Roman" w:eastAsia="Times New Roman" w:cs="Times New Roman"/>
-        </w:rPr>
-        <w:t>A. CH</w:t>
+        <w:ind w:left="480" w:hanging="480"/>
+      </w:pPr>
+      <w:r>
+        <w:rPr>
+          <w:rFonts w:ascii="Times New Roman" w:hAnsi="Times New Roman" w:eastAsia="Times New Roman" w:cs="Times New Roman"/>
+        </w:rPr>
+        <w:t xml:space="preserve">B. XeF</w:t>
       </w:r>
       <w:r>
         <w:rPr>
@@ -5961,59 +6011,33 @@
     <w:p>
       <w:pPr>
         <w:pStyle w:val="BodyText"/>
+        <w:spacing w:before="0" w:after="0"/>
         <w:ind w:left="480" w:hanging="480"/>
+      </w:pPr>
+      <w:r>
+        <w:rPr>
+          <w:rFonts w:ascii="Times New Roman" w:hAnsi="Times New Roman" w:eastAsia="Times New Roman" w:cs="Times New Roman"/>
+        </w:rPr>
+        <w:t xml:space="preserve">C. </w:t>
+      </w:r>
+      <w:r>
+        <w:rPr>
+          <w:rFonts w:hint="eastAsia" w:ascii="Times New Roman" w:hAnsi="Times New Roman" w:eastAsia="FangSong" w:cs="Times New Roman"/>
+        </w:rPr>
+        <w:t xml:space="preserve">顺铂</w:t>
+      </w:r>
+      <w:r>
+        <w:rPr>
+          <w:rFonts w:ascii="Times New Roman" w:hAnsi="Times New Roman" w:eastAsia="Times New Roman" w:cs="Times New Roman"/>
+        </w:rPr>
+        <w:t xml:space="preserve">　　</w:t>
+      </w:r>
+    </w:p>
+    <w:p>
+      <w:pPr>
+        <w:pStyle w:val="BodyText"/>
         <w:spacing w:before="0" w:after="0"/>
-      </w:pPr>
-      <w:r>
-        <w:rPr>
-          <w:rFonts w:ascii="Times New Roman" w:hAnsi="Times New Roman" w:eastAsia="Times New Roman" w:cs="Times New Roman"/>
-        </w:rPr>
-        <w:t xml:space="preserve">B. XeF</w:t>
-      </w:r>
-      <w:r>
-        <w:rPr>
-          <w:rFonts w:ascii="Times New Roman" w:hAnsi="Times New Roman" w:eastAsia="Times New Roman" w:cs="Times New Roman"/>
-          <w:vertAlign w:val="subscript"/>
-        </w:rPr>
-        <w:t>4</w:t>
-      </w:r>
-      <w:r>
-        <w:rPr>
-          <w:rFonts w:ascii="Times New Roman" w:hAnsi="Times New Roman" w:eastAsia="Times New Roman" w:cs="Times New Roman"/>
-        </w:rPr>
-        <w:t xml:space="preserve">　　</w:t>
-      </w:r>
-    </w:p>
-    <w:p>
-      <w:pPr>
-        <w:pStyle w:val="BodyText"/>
         <w:ind w:left="480" w:hanging="480"/>
-        <w:spacing w:before="0" w:after="0"/>
-      </w:pPr>
-      <w:r>
-        <w:rPr>
-          <w:rFonts w:ascii="Times New Roman" w:hAnsi="Times New Roman" w:eastAsia="Times New Roman" w:cs="Times New Roman"/>
-        </w:rPr>
-        <w:t xml:space="preserve">C. </w:t>
-      </w:r>
-      <w:r>
-        <w:rPr>
-          <w:rFonts w:hint="eastAsia" w:ascii="Times New Roman" w:hAnsi="Times New Roman" w:eastAsia="FangSong" w:cs="Times New Roman"/>
-        </w:rPr>
-        <w:t xml:space="preserve">顺铂</w:t>
-      </w:r>
-      <w:r>
-        <w:rPr>
-          <w:rFonts w:ascii="Times New Roman" w:hAnsi="Times New Roman" w:eastAsia="Times New Roman" w:cs="Times New Roman"/>
-        </w:rPr>
-        <w:t xml:space="preserve">　　</w:t>
-      </w:r>
-    </w:p>
-    <w:p>
-      <w:pPr>
-        <w:pStyle w:val="BodyText"/>
-        <w:ind w:left="480" w:hanging="480"/>
-        <w:spacing w:before="0" w:after="180"/>
       </w:pPr>
       <w:r>
         <w:rPr>
@@ -6348,8 +6372,8 @@
     <w:p>
       <w:pPr>
         <w:pStyle w:val="FirstParagraph"/>
+        <w:spacing w:before="0" w:after="0"/>
         <w:ind w:left="480" w:hanging="480"/>
-        <w:spacing w:after="0"/>
       </w:pPr>
       <w:r>
         <w:rPr>
@@ -6379,153 +6403,153 @@
     <w:p>
       <w:pPr>
         <w:pStyle w:val="FirstParagraph"/>
+        <w:spacing w:before="0" w:after="0"/>
         <w:ind w:left="480" w:hanging="480"/>
+      </w:pPr>
+      <w:r>
+        <w:rPr>
+          <w:rFonts w:ascii="Times New Roman" w:hAnsi="Times New Roman" w:eastAsia="Times New Roman" w:cs="Times New Roman"/>
+        </w:rPr>
+        <w:t xml:space="preserve">A. X </w:t>
+      </w:r>
+      <w:r>
+        <w:rPr>
+          <w:rFonts w:hint="eastAsia" w:ascii="Times New Roman" w:hAnsi="Times New Roman" w:eastAsia="FangSong" w:cs="Times New Roman"/>
+        </w:rPr>
+        <w:t xml:space="preserve">的化学式为</w:t>
+      </w:r>
+      <w:r>
+        <w:rPr>
+          <w:rFonts w:ascii="Times New Roman" w:hAnsi="Times New Roman" w:eastAsia="Times New Roman" w:cs="Times New Roman"/>
+        </w:rPr>
+        <w:t xml:space="preserve"> K</w:t>
+      </w:r>
+      <w:r>
+        <w:rPr>
+          <w:rFonts w:ascii="Times New Roman" w:hAnsi="Times New Roman" w:eastAsia="Times New Roman" w:cs="Times New Roman"/>
+          <w:vertAlign w:val="subscript"/>
+        </w:rPr>
+        <w:t>2</w:t>
+      </w:r>
+      <w:r>
+        <w:rPr>
+          <w:rFonts w:ascii="Times New Roman" w:hAnsi="Times New Roman" w:eastAsia="Times New Roman" w:cs="Times New Roman"/>
+        </w:rPr>
+        <w:t>SeBr</w:t>
+      </w:r>
+      <w:r>
+        <w:rPr>
+          <w:rFonts w:ascii="Times New Roman" w:hAnsi="Times New Roman" w:eastAsia="Times New Roman" w:cs="Times New Roman"/>
+          <w:vertAlign w:val="subscript"/>
+        </w:rPr>
+        <w:t>6</w:t>
+      </w:r>
+      <w:r>
+        <w:rPr>
+          <w:rFonts w:ascii="Times New Roman" w:hAnsi="Times New Roman" w:eastAsia="Times New Roman" w:cs="Times New Roman"/>
+        </w:rPr>
+        <w:t xml:space="preserve"> </w:t>
+      </w:r>
+      <w:r>
+        <w:rPr>
+          <w:rFonts w:ascii="Times New Roman" w:hAnsi="Times New Roman" w:eastAsia="Times New Roman" w:cs="Times New Roman"/>
+        </w:rPr>
+        <w:t>- </w:t>
+      </w:r>
+    </w:p>
+    <w:p>
+      <w:pPr>
+        <w:pStyle w:val="FirstParagraph"/>
         <w:spacing w:before="0" w:after="0"/>
-      </w:pPr>
-      <w:r>
-        <w:rPr>
-          <w:rFonts w:ascii="Times New Roman" w:hAnsi="Times New Roman" w:eastAsia="Times New Roman" w:cs="Times New Roman"/>
-        </w:rPr>
-        <w:t xml:space="preserve">A. X </w:t>
-      </w:r>
-      <w:r>
-        <w:rPr>
-          <w:rFonts w:hint="eastAsia" w:ascii="Times New Roman" w:hAnsi="Times New Roman" w:eastAsia="FangSong" w:cs="Times New Roman"/>
-        </w:rPr>
-        <w:t xml:space="preserve">的化学式为</w:t>
-      </w:r>
-      <w:r>
-        <w:rPr>
-          <w:rFonts w:ascii="Times New Roman" w:hAnsi="Times New Roman" w:eastAsia="Times New Roman" w:cs="Times New Roman"/>
-        </w:rPr>
-        <w:t xml:space="preserve"> K</w:t>
+        <w:ind w:left="480" w:hanging="480"/>
+      </w:pPr>
+      <w:r>
+        <w:rPr>
+          <w:rFonts w:ascii="Times New Roman" w:hAnsi="Times New Roman" w:eastAsia="Times New Roman" w:cs="Times New Roman"/>
+        </w:rPr>
+        <w:t>B. [SeBr</w:t>
       </w:r>
       <w:r>
         <w:rPr>
           <w:rFonts w:ascii="Times New Roman" w:hAnsi="Times New Roman" w:eastAsia="Times New Roman" w:cs="Times New Roman"/>
           <w:vertAlign w:val="subscript"/>
         </w:rPr>
-        <w:t>2</w:t>
-      </w:r>
-      <w:r>
-        <w:rPr>
-          <w:rFonts w:ascii="Times New Roman" w:hAnsi="Times New Roman" w:eastAsia="Times New Roman" w:cs="Times New Roman"/>
-        </w:rPr>
-        <w:t>SeBr</w:t>
-      </w:r>
-      <w:r>
-        <w:rPr>
-          <w:rFonts w:ascii="Times New Roman" w:hAnsi="Times New Roman" w:eastAsia="Times New Roman" w:cs="Times New Roman"/>
-          <w:vertAlign w:val="subscript"/>
-        </w:rPr>
         <w:t>6</w:t>
       </w:r>
       <w:r>
         <w:rPr>
           <w:rFonts w:ascii="Times New Roman" w:hAnsi="Times New Roman" w:eastAsia="Times New Roman" w:cs="Times New Roman"/>
         </w:rPr>
+        <w:t>]</w:t>
+      </w:r>
+      <w:r>
+        <w:rPr>
+          <w:rFonts w:ascii="Times New Roman" w:hAnsi="Times New Roman" w:eastAsia="Times New Roman" w:cs="Times New Roman"/>
+          <w:vertAlign w:val="superscript"/>
+        </w:rPr>
+        <w:t>2-</w:t>
+      </w:r>
+      <w:r>
+        <w:rPr>
+          <w:rFonts w:ascii="Times New Roman" w:hAnsi="Times New Roman" w:eastAsia="Times New Roman" w:cs="Times New Roman"/>
+        </w:rPr>
         <w:t xml:space="preserve"> </w:t>
       </w:r>
       <w:r>
         <w:rPr>
-          <w:rFonts w:ascii="Times New Roman" w:hAnsi="Times New Roman" w:eastAsia="Times New Roman" w:cs="Times New Roman"/>
-        </w:rPr>
-        <w:t>- </w:t>
+          <w:rFonts w:hint="eastAsia" w:ascii="Times New Roman" w:hAnsi="Times New Roman" w:eastAsia="FangSong" w:cs="Times New Roman"/>
+        </w:rPr>
+        <w:t xml:space="preserve">的空间构型为正八面体</w:t>
+      </w:r>
+      <w:r>
+        <w:rPr>
+          <w:rFonts w:ascii="Times New Roman" w:hAnsi="Times New Roman" w:eastAsia="Times New Roman" w:cs="Times New Roman"/>
+        </w:rPr>
+        <w:t xml:space="preserve"> </w:t>
+      </w:r>
+      <w:r>
+        <w:rPr>
+          <w:rFonts w:ascii="Times New Roman" w:hAnsi="Times New Roman" w:eastAsia="Times New Roman" w:cs="Times New Roman"/>
+        </w:rPr>
+        <w:t xml:space="preserve">- </w:t>
       </w:r>
     </w:p>
     <w:p>
       <w:pPr>
         <w:pStyle w:val="FirstParagraph"/>
+        <w:spacing w:before="0" w:after="0"/>
         <w:ind w:left="480" w:hanging="480"/>
+      </w:pPr>
+      <w:r>
+        <w:rPr>
+          <w:rFonts w:ascii="Times New Roman" w:hAnsi="Times New Roman" w:eastAsia="Times New Roman" w:cs="Times New Roman"/>
+        </w:rPr>
+        <w:t xml:space="preserve">C. </w:t>
+      </w:r>
+      <w:r>
+        <w:rPr>
+          <w:rFonts w:hint="eastAsia" w:ascii="Times New Roman" w:hAnsi="Times New Roman" w:eastAsia="FangSong" w:cs="Times New Roman"/>
+        </w:rPr>
+        <w:t xml:space="preserve">钾离子填充在晶胞所有的八面体空隙上</w:t>
+      </w:r>
+      <w:r>
+        <w:rPr>
+          <w:rFonts w:ascii="Times New Roman" w:hAnsi="Times New Roman" w:eastAsia="Times New Roman" w:cs="Times New Roman"/>
+        </w:rPr>
+        <w:t xml:space="preserve"> </w:t>
+      </w:r>
+      <w:r>
+        <w:rPr>
+          <w:rFonts w:ascii="Times New Roman" w:hAnsi="Times New Roman" w:eastAsia="Times New Roman" w:cs="Times New Roman"/>
+        </w:rPr>
+        <w:t xml:space="preserve">- </w:t>
+      </w:r>
+    </w:p>
+    <w:p>
+      <w:pPr>
+        <w:pStyle w:val="FirstParagraph"/>
         <w:spacing w:before="0" w:after="0"/>
-      </w:pPr>
-      <w:r>
-        <w:rPr>
-          <w:rFonts w:ascii="Times New Roman" w:hAnsi="Times New Roman" w:eastAsia="Times New Roman" w:cs="Times New Roman"/>
-        </w:rPr>
-        <w:t>B. [SeBr</w:t>
-      </w:r>
-      <w:r>
-        <w:rPr>
-          <w:rFonts w:ascii="Times New Roman" w:hAnsi="Times New Roman" w:eastAsia="Times New Roman" w:cs="Times New Roman"/>
-          <w:vertAlign w:val="subscript"/>
-        </w:rPr>
-        <w:t>6</w:t>
-      </w:r>
-      <w:r>
-        <w:rPr>
-          <w:rFonts w:ascii="Times New Roman" w:hAnsi="Times New Roman" w:eastAsia="Times New Roman" w:cs="Times New Roman"/>
-        </w:rPr>
-        <w:t>]</w:t>
-      </w:r>
-      <w:r>
-        <w:rPr>
-          <w:rFonts w:ascii="Times New Roman" w:hAnsi="Times New Roman" w:eastAsia="Times New Roman" w:cs="Times New Roman"/>
-          <w:vertAlign w:val="superscript"/>
-        </w:rPr>
-        <w:t>2-</w:t>
-      </w:r>
-      <w:r>
-        <w:rPr>
-          <w:rFonts w:ascii="Times New Roman" w:hAnsi="Times New Roman" w:eastAsia="Times New Roman" w:cs="Times New Roman"/>
-        </w:rPr>
-        <w:t xml:space="preserve"> </w:t>
-      </w:r>
-      <w:r>
-        <w:rPr>
-          <w:rFonts w:hint="eastAsia" w:ascii="Times New Roman" w:hAnsi="Times New Roman" w:eastAsia="FangSong" w:cs="Times New Roman"/>
-        </w:rPr>
-        <w:t xml:space="preserve">的空间构型为正八面体</w:t>
-      </w:r>
-      <w:r>
-        <w:rPr>
-          <w:rFonts w:ascii="Times New Roman" w:hAnsi="Times New Roman" w:eastAsia="Times New Roman" w:cs="Times New Roman"/>
-        </w:rPr>
-        <w:t xml:space="preserve"> </w:t>
-      </w:r>
-      <w:r>
-        <w:rPr>
-          <w:rFonts w:ascii="Times New Roman" w:hAnsi="Times New Roman" w:eastAsia="Times New Roman" w:cs="Times New Roman"/>
-        </w:rPr>
-        <w:t xml:space="preserve">- </w:t>
-      </w:r>
-    </w:p>
-    <w:p>
-      <w:pPr>
-        <w:pStyle w:val="FirstParagraph"/>
         <w:ind w:left="480" w:hanging="480"/>
-        <w:spacing w:before="0" w:after="0"/>
-      </w:pPr>
-      <w:r>
-        <w:rPr>
-          <w:rFonts w:ascii="Times New Roman" w:hAnsi="Times New Roman" w:eastAsia="Times New Roman" w:cs="Times New Roman"/>
-        </w:rPr>
-        <w:t xml:space="preserve">C. </w:t>
-      </w:r>
-      <w:r>
-        <w:rPr>
-          <w:rFonts w:hint="eastAsia" w:ascii="Times New Roman" w:hAnsi="Times New Roman" w:eastAsia="FangSong" w:cs="Times New Roman"/>
-        </w:rPr>
-        <w:t xml:space="preserve">钾离子填充在晶胞所有的八面体空隙上</w:t>
-      </w:r>
-      <w:r>
-        <w:rPr>
-          <w:rFonts w:ascii="Times New Roman" w:hAnsi="Times New Roman" w:eastAsia="Times New Roman" w:cs="Times New Roman"/>
-        </w:rPr>
-        <w:t xml:space="preserve"> </w:t>
-      </w:r>
-      <w:r>
-        <w:rPr>
-          <w:rFonts w:ascii="Times New Roman" w:hAnsi="Times New Roman" w:eastAsia="Times New Roman" w:cs="Times New Roman"/>
-        </w:rPr>
-        <w:t xml:space="preserve">- </w:t>
-      </w:r>
-    </w:p>
-    <w:p>
-      <w:pPr>
-        <w:pStyle w:val="FirstParagraph"/>
-        <w:ind w:left="480" w:hanging="480"/>
-        <w:spacing w:before="0" w:after="180"/>
       </w:pPr>
       <w:r>
         <w:rPr>
@@ -6699,8 +6723,8 @@
     <w:p>
       <w:pPr>
         <w:pStyle w:val="BodyText"/>
+        <w:spacing w:before="0" w:after="0"/>
         <w:ind w:left="480" w:hanging="480"/>
-        <w:spacing w:after="0"/>
       </w:pPr>
       <w:r>
         <w:rPr>
@@ -6785,26 +6809,125 @@
     <w:p>
       <w:pPr>
         <w:pStyle w:val="BodyText"/>
+        <w:spacing w:before="0" w:after="0"/>
         <w:ind w:left="480" w:hanging="480"/>
+      </w:pPr>
+      <w:r>
+        <w:rPr>
+          <w:rFonts w:ascii="Times New Roman" w:hAnsi="Times New Roman" w:eastAsia="Times New Roman" w:cs="Times New Roman"/>
+        </w:rPr>
+        <w:t xml:space="preserve">A、B </w:t>
+      </w:r>
+      <w:r>
+        <w:rPr>
+          <w:rFonts w:hint="eastAsia" w:ascii="Times New Roman" w:hAnsi="Times New Roman" w:eastAsia="FangSong" w:cs="Times New Roman"/>
+        </w:rPr>
+        <w:t>为同一周期元素</w:t>
+      </w:r>
+      <w:r>
+        <w:rPr>
+          <w:rFonts w:hint="eastAsia" w:ascii="Times New Roman" w:hAnsi="Times New Roman" w:eastAsia="Times New Roman" w:cs="Times New Roman"/>
+        </w:rPr>
+        <w:t>，</w:t>
+      </w:r>
+      <w:r>
+        <w:rPr>
+          <w:rFonts w:hint="eastAsia" w:ascii="Times New Roman" w:hAnsi="Times New Roman" w:eastAsia="FangSong" w:cs="Times New Roman"/>
+        </w:rPr>
+        <w:t>则</w:t>
+      </w:r>
+      <w:r>
+        <w:rPr>
+          <w:rFonts w:ascii="Times New Roman" w:hAnsi="Times New Roman" w:eastAsia="Times New Roman" w:cs="Times New Roman"/>
+        </w:rPr>
+        <w:t xml:space="preserve"> AB</w:t>
+      </w:r>
+      <w:r>
+        <w:rPr>
+          <w:rFonts w:ascii="Times New Roman" w:hAnsi="Times New Roman" w:eastAsia="Times New Roman" w:cs="Times New Roman"/>
+          <w:vertAlign w:val="subscript"/>
+        </w:rPr>
+        <w:t>3</w:t>
+      </w:r>
+      <w:r>
+        <w:rPr>
+          <w:rFonts w:ascii="Times New Roman" w:hAnsi="Times New Roman" w:eastAsia="Times New Roman" w:cs="Times New Roman"/>
+        </w:rPr>
+        <w:t xml:space="preserve"> </w:t>
+      </w:r>
+      <w:r>
+        <w:rPr>
+          <w:rFonts w:hint="eastAsia" w:ascii="Times New Roman" w:hAnsi="Times New Roman" w:eastAsia="FangSong" w:cs="Times New Roman"/>
+        </w:rPr>
+        <w:t xml:space="preserve">分子一定为平面三角形</w:t>
+      </w:r>
+      <w:r>
+        <w:rPr>
+          <w:rFonts w:ascii="Times New Roman" w:hAnsi="Times New Roman" w:eastAsia="Times New Roman" w:cs="Times New Roman"/>
+        </w:rPr>
+        <w:t xml:space="preserve"> </w:t>
+      </w:r>
+      <w:r>
+        <w:rPr>
+          <w:rFonts w:ascii="Times New Roman" w:hAnsi="Times New Roman" w:eastAsia="Times New Roman" w:cs="Times New Roman"/>
+        </w:rPr>
+        <w:t xml:space="preserve">- </w:t>
+      </w:r>
+    </w:p>
+    <w:p>
+      <w:pPr>
+        <w:pStyle w:val="BodyText"/>
         <w:spacing w:before="0" w:after="0"/>
-      </w:pPr>
-      <w:r>
-        <w:rPr>
-          <w:rFonts w:ascii="Times New Roman" w:hAnsi="Times New Roman" w:eastAsia="Times New Roman" w:cs="Times New Roman"/>
-        </w:rPr>
-        <w:t xml:space="preserve">A、B </w:t>
-      </w:r>
-      <w:r>
-        <w:rPr>
-          <w:rFonts w:hint="eastAsia" w:ascii="Times New Roman" w:hAnsi="Times New Roman" w:eastAsia="FangSong" w:cs="Times New Roman"/>
-        </w:rPr>
-        <w:t>为同一周期元素</w:t>
-      </w:r>
-      <w:r>
-        <w:rPr>
-          <w:rFonts w:hint="eastAsia" w:ascii="Times New Roman" w:hAnsi="Times New Roman" w:eastAsia="Times New Roman" w:cs="Times New Roman"/>
-        </w:rPr>
-        <w:t>，</w:t>
+        <w:ind w:left="480" w:hanging="480"/>
+      </w:pPr>
+      <w:r>
+        <w:rPr>
+          <w:rFonts w:ascii="Times New Roman" w:hAnsi="Times New Roman" w:eastAsia="Times New Roman" w:cs="Times New Roman"/>
+        </w:rPr>
+        <w:t xml:space="preserve">B. </w:t>
+      </w:r>
+      <w:r>
+        <w:rPr>
+          <w:rFonts w:hint="eastAsia" w:ascii="Times New Roman" w:hAnsi="Times New Roman" w:eastAsia="FangSong" w:cs="Times New Roman"/>
+        </w:rPr>
+        <w:t xml:space="preserve">若</w:t>
+      </w:r>
+      <w:r>
+        <w:rPr>
+          <w:rFonts w:ascii="Times New Roman" w:hAnsi="Times New Roman" w:eastAsia="Times New Roman" w:cs="Times New Roman"/>
+        </w:rPr>
+        <w:t xml:space="preserve"> AB</w:t>
+      </w:r>
+      <w:r>
+        <w:rPr>
+          <w:rFonts w:ascii="Times New Roman" w:hAnsi="Times New Roman" w:eastAsia="Times New Roman" w:cs="Times New Roman"/>
+          <w:vertAlign w:val="subscript"/>
+        </w:rPr>
+        <w:t>3</w:t>
+      </w:r>
+      <w:r>
+        <w:rPr>
+          <w:rFonts w:ascii="Times New Roman" w:hAnsi="Times New Roman" w:eastAsia="Times New Roman" w:cs="Times New Roman"/>
+        </w:rPr>
+        <w:t xml:space="preserve"> </w:t>
+      </w:r>
+      <w:r>
+        <w:rPr>
+          <w:rFonts w:hint="eastAsia" w:ascii="Times New Roman" w:hAnsi="Times New Roman" w:eastAsia="FangSong" w:cs="Times New Roman"/>
+        </w:rPr>
+        <w:t xml:space="preserve">分子的价电子数为</w:t>
+      </w:r>
+      <w:r>
+        <w:rPr>
+          <w:rFonts w:ascii="Times New Roman" w:hAnsi="Times New Roman" w:eastAsia="Times New Roman" w:cs="Times New Roman"/>
+        </w:rPr>
+        <w:t xml:space="preserve"> </w:t>
+      </w:r>
+      <w:r>
+        <w:rPr>
+          <w:rFonts w:hint="eastAsia" w:ascii="Times New Roman" w:hAnsi="Times New Roman" w:eastAsia="Times New Roman" w:cs="Times New Roman"/>
+        </w:rPr>
+        <w:t>24，</w:t>
       </w:r>
       <w:r>
         <w:rPr>
@@ -6835,7 +6958,7 @@
         <w:rPr>
           <w:rFonts w:hint="eastAsia" w:ascii="Times New Roman" w:hAnsi="Times New Roman" w:eastAsia="FangSong" w:cs="Times New Roman"/>
         </w:rPr>
-        <w:t xml:space="preserve">分子一定为平面三角形</w:t>
+        <w:t xml:space="preserve">分子可能为平面三角形</w:t>
       </w:r>
       <w:r>
         <w:rPr>
@@ -6853,107 +6976,8 @@
     <w:p>
       <w:pPr>
         <w:pStyle w:val="BodyText"/>
+        <w:spacing w:before="0" w:after="0"/>
         <w:ind w:left="480" w:hanging="480"/>
-        <w:spacing w:before="0" w:after="0"/>
-      </w:pPr>
-      <w:r>
-        <w:rPr>
-          <w:rFonts w:ascii="Times New Roman" w:hAnsi="Times New Roman" w:eastAsia="Times New Roman" w:cs="Times New Roman"/>
-        </w:rPr>
-        <w:t xml:space="preserve">B. </w:t>
-      </w:r>
-      <w:r>
-        <w:rPr>
-          <w:rFonts w:hint="eastAsia" w:ascii="Times New Roman" w:hAnsi="Times New Roman" w:eastAsia="FangSong" w:cs="Times New Roman"/>
-        </w:rPr>
-        <w:t xml:space="preserve">若</w:t>
-      </w:r>
-      <w:r>
-        <w:rPr>
-          <w:rFonts w:ascii="Times New Roman" w:hAnsi="Times New Roman" w:eastAsia="Times New Roman" w:cs="Times New Roman"/>
-        </w:rPr>
-        <w:t xml:space="preserve"> AB</w:t>
-      </w:r>
-      <w:r>
-        <w:rPr>
-          <w:rFonts w:ascii="Times New Roman" w:hAnsi="Times New Roman" w:eastAsia="Times New Roman" w:cs="Times New Roman"/>
-          <w:vertAlign w:val="subscript"/>
-        </w:rPr>
-        <w:t>3</w:t>
-      </w:r>
-      <w:r>
-        <w:rPr>
-          <w:rFonts w:ascii="Times New Roman" w:hAnsi="Times New Roman" w:eastAsia="Times New Roman" w:cs="Times New Roman"/>
-        </w:rPr>
-        <w:t xml:space="preserve"> </w:t>
-      </w:r>
-      <w:r>
-        <w:rPr>
-          <w:rFonts w:hint="eastAsia" w:ascii="Times New Roman" w:hAnsi="Times New Roman" w:eastAsia="FangSong" w:cs="Times New Roman"/>
-        </w:rPr>
-        <w:t xml:space="preserve">分子的价电子数为</w:t>
-      </w:r>
-      <w:r>
-        <w:rPr>
-          <w:rFonts w:ascii="Times New Roman" w:hAnsi="Times New Roman" w:eastAsia="Times New Roman" w:cs="Times New Roman"/>
-        </w:rPr>
-        <w:t xml:space="preserve"> </w:t>
-      </w:r>
-      <w:r>
-        <w:rPr>
-          <w:rFonts w:hint="eastAsia" w:ascii="Times New Roman" w:hAnsi="Times New Roman" w:eastAsia="Times New Roman" w:cs="Times New Roman"/>
-        </w:rPr>
-        <w:t>24，</w:t>
-      </w:r>
-      <w:r>
-        <w:rPr>
-          <w:rFonts w:hint="eastAsia" w:ascii="Times New Roman" w:hAnsi="Times New Roman" w:eastAsia="FangSong" w:cs="Times New Roman"/>
-        </w:rPr>
-        <w:t>则</w:t>
-      </w:r>
-      <w:r>
-        <w:rPr>
-          <w:rFonts w:ascii="Times New Roman" w:hAnsi="Times New Roman" w:eastAsia="Times New Roman" w:cs="Times New Roman"/>
-        </w:rPr>
-        <w:t xml:space="preserve"> AB</w:t>
-      </w:r>
-      <w:r>
-        <w:rPr>
-          <w:rFonts w:ascii="Times New Roman" w:hAnsi="Times New Roman" w:eastAsia="Times New Roman" w:cs="Times New Roman"/>
-          <w:vertAlign w:val="subscript"/>
-        </w:rPr>
-        <w:t>3</w:t>
-      </w:r>
-      <w:r>
-        <w:rPr>
-          <w:rFonts w:ascii="Times New Roman" w:hAnsi="Times New Roman" w:eastAsia="Times New Roman" w:cs="Times New Roman"/>
-        </w:rPr>
-        <w:t xml:space="preserve"> </w:t>
-      </w:r>
-      <w:r>
-        <w:rPr>
-          <w:rFonts w:hint="eastAsia" w:ascii="Times New Roman" w:hAnsi="Times New Roman" w:eastAsia="FangSong" w:cs="Times New Roman"/>
-        </w:rPr>
-        <w:t xml:space="preserve">分子可能为平面三角形</w:t>
-      </w:r>
-      <w:r>
-        <w:rPr>
-          <w:rFonts w:ascii="Times New Roman" w:hAnsi="Times New Roman" w:eastAsia="Times New Roman" w:cs="Times New Roman"/>
-        </w:rPr>
-        <w:t xml:space="preserve"> </w:t>
-      </w:r>
-      <w:r>
-        <w:rPr>
-          <w:rFonts w:ascii="Times New Roman" w:hAnsi="Times New Roman" w:eastAsia="Times New Roman" w:cs="Times New Roman"/>
-        </w:rPr>
-        <w:t xml:space="preserve">- </w:t>
-      </w:r>
-    </w:p>
-    <w:p>
-      <w:pPr>
-        <w:pStyle w:val="BodyText"/>
-        <w:ind w:left="480" w:hanging="480"/>
-        <w:spacing w:before="0" w:after="180"/>
       </w:pPr>
       <w:r>
         <w:rPr>
@@ -8168,6 +8192,7 @@
     <w:p>
       <w:pPr>
         <w:pStyle w:val="Compact"/>
+        <w:spacing w:before="0" w:after="0"/>
       </w:pPr>
       <w:r>
         <w:rPr>
@@ -8185,6 +8210,7 @@
     <w:p>
       <w:pPr>
         <w:pStyle w:val="Compact"/>
+        <w:spacing w:before="0" w:after="0"/>
       </w:pPr>
       <w:r>
         <w:rPr>
@@ -8226,6 +8252,7 @@
     <w:p>
       <w:pPr>
         <w:pStyle w:val="Compact"/>
+        <w:spacing w:before="0" w:after="0"/>
       </w:pPr>
       <w:r>
         <w:rPr>
@@ -8255,6 +8282,7 @@
     <w:p>
       <w:pPr>
         <w:pStyle w:val="Compact"/>
+        <w:spacing w:before="0" w:after="0"/>
       </w:pPr>
       <w:r>
         <w:rPr>
@@ -15626,6 +15654,14 @@
       <w:tblPr>
         <w:tblStyle w:val="Table"/>
         <w:tblW w:type="auto" w:w="0"/>
+        <w:tblBorders>
+          <w:top w:val="single" w:sz="12" w:space="0" w:color="000000"/>
+          <w:left w:val="none" w:sz="0" w:space="0" w:color="auto"/>
+          <w:bottom w:val="single" w:sz="12" w:space="0" w:color="000000"/>
+          <w:right w:val="none" w:sz="0" w:space="0" w:color="auto"/>
+          <w:insideH w:val="none" w:sz="0" w:space="0" w:color="auto"/>
+          <w:insideV w:val="none" w:sz="0" w:space="0" w:color="auto"/>
+        </w:tblBorders>
         <w:tblLook w:firstRow="1" w:lastRow="0" w:firstColumn="0" w:lastColumn="0" w:noHBand="0" w:noVBand="0" w:val="0020"/>
       </w:tblPr>
       <w:tblGrid>
@@ -15641,7 +15677,11 @@
           <w:tblHeader w:val="on"/>
         </w:trPr>
         <w:tc>
-          <w:tcPr/>
+          <w:tcPr>
+            <w:tcBorders>
+              <w:bottom w:val="single" w:sz="8" w:space="0" w:color="000000"/>
+            </w:tcBorders>
+          </w:tcPr>
           <w:p>
             <w:pPr>
               <w:pStyle w:val="Compact"/>
@@ -15657,7 +15697,11 @@
           </w:p>
         </w:tc>
         <w:tc>
-          <w:tcPr/>
+          <w:tcPr>
+            <w:tcBorders>
+              <w:bottom w:val="single" w:sz="8" w:space="0" w:color="000000"/>
+            </w:tcBorders>
+          </w:tcPr>
           <w:p>
             <w:pPr>
               <w:pStyle w:val="Compact"/>
@@ -15673,7 +15717,11 @@
           </w:p>
         </w:tc>
         <w:tc>
-          <w:tcPr/>
+          <w:tcPr>
+            <w:tcBorders>
+              <w:bottom w:val="single" w:sz="8" w:space="0" w:color="000000"/>
+            </w:tcBorders>
+          </w:tcPr>
           <w:p>
             <w:pPr>
               <w:pStyle w:val="Compact"/>
@@ -15704,7 +15752,11 @@
           </w:p>
         </w:tc>
         <w:tc>
-          <w:tcPr/>
+          <w:tcPr>
+            <w:tcBorders>
+              <w:bottom w:val="single" w:sz="8" w:space="0" w:color="000000"/>
+            </w:tcBorders>
+          </w:tcPr>
           <w:p>
             <w:pPr>
               <w:pStyle w:val="Compact"/>
@@ -15720,7 +15772,11 @@
           </w:p>
         </w:tc>
         <w:tc>
-          <w:tcPr/>
+          <w:tcPr>
+            <w:tcBorders>
+              <w:bottom w:val="single" w:sz="8" w:space="0" w:color="000000"/>
+            </w:tcBorders>
+          </w:tcPr>
           <w:p>
             <w:pPr>
               <w:pStyle w:val="Compact"/>
@@ -15751,7 +15807,11 @@
           </w:p>
         </w:tc>
         <w:tc>
-          <w:tcPr/>
+          <w:tcPr>
+            <w:tcBorders>
+              <w:bottom w:val="single" w:sz="8" w:space="0" w:color="000000"/>
+            </w:tcBorders>
+          </w:tcPr>
           <w:p>
             <w:pPr>
               <w:pStyle w:val="Compact"/>
@@ -17401,7 +17461,7 @@
     <ns0:rPr>
       <ns0:rFonts ns0:ascii="Times New Roman" ns0:cs="Times New Roman" ns0:eastAsia="SimHei" ns0:hAnsi="Times New Roman"/>
       <ns0:b/>
-      <ns0:color ns0:val="17324D"/>
+      <ns0:color ns0:val="000000"/>
       <ns0:sz ns0:val="44"/>
       <ns0:szCs ns0:val="56"/>
     </ns0:rPr>
@@ -17543,7 +17603,7 @@
     <ns0:rPr>
       <ns0:rFonts ns0:ascii="Times New Roman" ns0:cs="Times New Roman" ns0:eastAsia="SimHei" ns0:hAnsi="Times New Roman"/>
       <ns0:b/>
-      <ns0:color ns0:val="17324D"/>
+      <ns0:color ns0:val="000000"/>
       <ns0:sz ns0:val="32"/>
       <ns0:szCs ns0:val="40"/>
     </ns0:rPr>
@@ -17567,7 +17627,7 @@
     <ns0:rPr>
       <ns0:rFonts ns0:ascii="Times New Roman" ns0:cs="Times New Roman" ns0:eastAsia="SimHei" ns0:hAnsi="Times New Roman"/>
       <ns0:b/>
-      <ns0:color ns0:val="17324D"/>
+      <ns0:color ns0:val="000000"/>
       <ns0:sz ns0:val="28"/>
       <ns0:szCs ns0:val="32"/>
     </ns0:rPr>
@@ -17591,7 +17651,7 @@
     <ns0:rPr>
       <ns0:rFonts ns0:ascii="Times New Roman" ns0:cs="Times New Roman" ns0:eastAsia="SimHei" ns0:hAnsi="Times New Roman"/>
       <ns0:b/>
-      <ns0:color ns0:val="17324D"/>
+      <ns0:color ns0:val="000000"/>
       <ns0:sz ns0:val="25"/>
       <ns0:szCs ns0:val="28"/>
     </ns0:rPr>
